--- a/Relatorio Tecnico SGCA Exame final de LinguagemVIII.docx
+++ b/Relatorio Tecnico SGCA Exame final de LinguagemVIII.docx
@@ -1,6 +1,6 @@
 
 <file path=word/document.xml><?xml version="1.0" encoding="utf-8"?>
-<w:document xmlns:wpc="http://schemas.microsoft.com/office/word/2010/wordprocessingCanvas" xmlns:mc="http://schemas.openxmlformats.org/markup-compatibility/2006" xmlns:o="urn:schemas-microsoft-com:office:office" xmlns:r="http://schemas.openxmlformats.org/officeDocument/2006/relationships" xmlns:m="http://schemas.openxmlformats.org/officeDocument/2006/math" xmlns:v="urn:schemas-microsoft-com:vml" xmlns:wp14="http://schemas.microsoft.com/office/word/2010/wordprocessingDrawing" xmlns:wp="http://schemas.openxmlformats.org/drawingml/2006/wordprocessingDrawing" xmlns:w10="urn:schemas-microsoft-com:office:word" xmlns:w="http://schemas.openxmlformats.org/wordprocessingml/2006/main" xmlns:w14="http://schemas.microsoft.com/office/word/2010/wordml" xmlns:w15="http://schemas.microsoft.com/office/word/2012/wordml" xmlns:wpg="http://schemas.microsoft.com/office/word/2010/wordprocessingGroup" xmlns:wpi="http://schemas.microsoft.com/office/word/2010/wordprocessingInk" xmlns:wne="http://schemas.microsoft.com/office/word/2006/wordml" xmlns:wps="http://schemas.microsoft.com/office/word/2010/wordprocessingShape" mc:Ignorable="w14 w15 wp14">
+<w:document xmlns:wpc="http://schemas.microsoft.com/office/word/2010/wordprocessingCanvas" xmlns:cx="http://schemas.microsoft.com/office/drawing/2014/chartex" xmlns:mc="http://schemas.openxmlformats.org/markup-compatibility/2006" xmlns:o="urn:schemas-microsoft-com:office:office" xmlns:r="http://schemas.openxmlformats.org/officeDocument/2006/relationships" xmlns:m="http://schemas.openxmlformats.org/officeDocument/2006/math" xmlns:v="urn:schemas-microsoft-com:vml" xmlns:wp14="http://schemas.microsoft.com/office/word/2010/wordprocessingDrawing" xmlns:wp="http://schemas.openxmlformats.org/drawingml/2006/wordprocessingDrawing" xmlns:w10="urn:schemas-microsoft-com:office:word" xmlns:w="http://schemas.openxmlformats.org/wordprocessingml/2006/main" xmlns:w14="http://schemas.microsoft.com/office/word/2010/wordml" xmlns:w15="http://schemas.microsoft.com/office/word/2012/wordml" xmlns:w16se="http://schemas.microsoft.com/office/word/2015/wordml/symex" xmlns:wpg="http://schemas.microsoft.com/office/word/2010/wordprocessingGroup" xmlns:wpi="http://schemas.microsoft.com/office/word/2010/wordprocessingInk" xmlns:wne="http://schemas.microsoft.com/office/word/2006/wordml" xmlns:wps="http://schemas.microsoft.com/office/word/2010/wordprocessingShape" mc:Ignorable="w14 w15 w16se wp14">
   <w:body>
     <w:p>
       <w:pPr>
@@ -16,6 +16,7 @@
           <w:rFonts w:ascii="Times New Roman" w:hAnsi="Times New Roman" w:cs="Times New Roman"/>
           <w:noProof/>
           <w:szCs w:val="24"/>
+          <w:lang w:val="en-US" w:eastAsia="en-US"/>
         </w:rPr>
         <w:drawing>
           <wp:anchor distT="0" distB="0" distL="114300" distR="114300" simplePos="0" relativeHeight="251660288" behindDoc="1" locked="0" layoutInCell="1" allowOverlap="1" wp14:anchorId="05089B7E" wp14:editId="3641DCC2">
@@ -84,6 +85,7 @@
           <w:rFonts w:ascii="Times New Roman" w:hAnsi="Times New Roman" w:cs="Times New Roman"/>
           <w:noProof/>
           <w:szCs w:val="24"/>
+          <w:lang w:val="en-US" w:eastAsia="en-US"/>
         </w:rPr>
         <mc:AlternateContent>
           <mc:Choice Requires="wpg">
@@ -3456,7 +3458,7 @@
               </wp:anchor>
             </w:drawing>
           </mc:Choice>
-          <mc:Fallback xmlns:w16se="http://schemas.microsoft.com/office/word/2015/wordml/symex" xmlns:w16sdtfl="http://schemas.microsoft.com/office/word/2024/wordml/sdtformatlock" xmlns:w16sdtdh="http://schemas.microsoft.com/office/word/2020/wordml/sdtdatahash" xmlns:w16du="http://schemas.microsoft.com/office/word/2023/wordml/word16du" xmlns:w16="http://schemas.microsoft.com/office/word/2018/wordml" xmlns:w16cid="http://schemas.microsoft.com/office/word/2016/wordml/cid" xmlns:w16cex="http://schemas.microsoft.com/office/word/2018/wordml/cex" xmlns:oel="http://schemas.microsoft.com/office/2019/extlst" xmlns:am3d="http://schemas.microsoft.com/office/drawing/2017/model3d" xmlns:aink="http://schemas.microsoft.com/office/drawing/2016/ink" xmlns:cx8="http://schemas.microsoft.com/office/drawing/2016/5/14/chartex" xmlns:cx7="http://schemas.microsoft.com/office/drawing/2016/5/13/chartex" xmlns:cx6="http://schemas.microsoft.com/office/drawing/2016/5/12/chartex" xmlns:cx5="http://schemas.microsoft.com/office/drawing/2016/5/11/chartex" xmlns:cx4="http://schemas.microsoft.com/office/drawing/2016/5/10/chartex" xmlns:cx3="http://schemas.microsoft.com/office/drawing/2016/5/9/chartex" xmlns:cx2="http://schemas.microsoft.com/office/drawing/2015/10/21/chartex" xmlns:cx1="http://schemas.microsoft.com/office/drawing/2015/9/8/chartex" xmlns:cx="http://schemas.microsoft.com/office/drawing/2014/chartex">
+          <mc:Fallback xmlns:cx1="http://schemas.microsoft.com/office/drawing/2015/9/8/chartex" xmlns:cx2="http://schemas.microsoft.com/office/drawing/2015/10/21/chartex" xmlns:cx3="http://schemas.microsoft.com/office/drawing/2016/5/9/chartex" xmlns:cx4="http://schemas.microsoft.com/office/drawing/2016/5/10/chartex" xmlns:cx5="http://schemas.microsoft.com/office/drawing/2016/5/11/chartex" xmlns:cx6="http://schemas.microsoft.com/office/drawing/2016/5/12/chartex" xmlns:cx7="http://schemas.microsoft.com/office/drawing/2016/5/13/chartex" xmlns:cx8="http://schemas.microsoft.com/office/drawing/2016/5/14/chartex" xmlns:aink="http://schemas.microsoft.com/office/drawing/2016/ink" xmlns:am3d="http://schemas.microsoft.com/office/drawing/2017/model3d" xmlns:oel="http://schemas.microsoft.com/office/2019/extlst" xmlns:w16cex="http://schemas.microsoft.com/office/word/2018/wordml/cex" xmlns:w16cid="http://schemas.microsoft.com/office/word/2016/wordml/cid" xmlns:w16="http://schemas.microsoft.com/office/word/2018/wordml" xmlns:w16du="http://schemas.microsoft.com/office/word/2023/wordml/word16du" xmlns:w16sdtdh="http://schemas.microsoft.com/office/word/2020/wordml/sdtdatahash" xmlns:w16sdtfl="http://schemas.microsoft.com/office/word/2024/wordml/sdtformatlock">
             <w:pict>
               <v:group w14:anchorId="74CB754E" id="Grupo 18" o:spid="_x0000_s1026" style="position:absolute;margin-left:-22.95pt;margin-top:-103.4pt;width:560.85pt;height:805.6pt;z-index:251659264" coordsize="71226,102312" o:gfxdata="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">
                 <v:group id="Grupo 37" o:spid="_x0000_s1027" style="position:absolute;top:13475;width:25101;height:88837" coordsize="18863,91260" o:gfxdata="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">
@@ -3924,7 +3926,7 @@
       <w:sdtContent>
         <w:p>
           <w:pPr>
-            <w:pStyle w:val="Cabealhodondice"/>
+            <w:pStyle w:val="CabealhodoSumrio"/>
             <w:spacing w:before="100" w:after="100" w:line="360" w:lineRule="auto"/>
             <w:rPr>
               <w:rFonts w:ascii="Times New Roman" w:hAnsi="Times New Roman" w:cs="Times New Roman"/>
@@ -3948,7 +3950,7 @@
         </w:p>
         <w:p>
           <w:pPr>
-            <w:pStyle w:val="ndice1"/>
+            <w:pStyle w:val="Sumrio1"/>
             <w:tabs>
               <w:tab w:val="right" w:leader="dot" w:pos="9196"/>
             </w:tabs>
@@ -3989,7 +3991,7 @@
           <w:hyperlink w:anchor="_Toc232914696" w:history="1">
             <w:r>
               <w:rPr>
-                <w:rStyle w:val="Hiperligao"/>
+                <w:rStyle w:val="Hyperlink"/>
                 <w:rFonts w:ascii="Times New Roman" w:hAnsi="Times New Roman" w:cs="Times New Roman"/>
                 <w:b/>
                 <w:noProof/>
@@ -4048,7 +4050,7 @@
         </w:p>
         <w:p>
           <w:pPr>
-            <w:pStyle w:val="ndice1"/>
+            <w:pStyle w:val="Sumrio1"/>
             <w:tabs>
               <w:tab w:val="right" w:leader="dot" w:pos="9196"/>
             </w:tabs>
@@ -4062,7 +4064,7 @@
           <w:hyperlink w:anchor="_Toc232914697" w:history="1">
             <w:r>
               <w:rPr>
-                <w:rStyle w:val="Hiperligao"/>
+                <w:rStyle w:val="Hyperlink"/>
                 <w:rFonts w:ascii="Times New Roman" w:hAnsi="Times New Roman" w:cs="Times New Roman"/>
                 <w:b/>
                 <w:noProof/>
@@ -4121,7 +4123,7 @@
         </w:p>
         <w:p>
           <w:pPr>
-            <w:pStyle w:val="ndice1"/>
+            <w:pStyle w:val="Sumrio1"/>
             <w:tabs>
               <w:tab w:val="right" w:leader="dot" w:pos="9196"/>
             </w:tabs>
@@ -4135,7 +4137,7 @@
           <w:hyperlink w:anchor="_Toc232914698" w:history="1">
             <w:r>
               <w:rPr>
-                <w:rStyle w:val="Hiperligao"/>
+                <w:rStyle w:val="Hyperlink"/>
                 <w:rFonts w:ascii="Times New Roman" w:hAnsi="Times New Roman" w:cs="Times New Roman"/>
                 <w:b/>
                 <w:noProof/>
@@ -4194,7 +4196,7 @@
         </w:p>
         <w:p>
           <w:pPr>
-            <w:pStyle w:val="ndice1"/>
+            <w:pStyle w:val="Sumrio1"/>
             <w:tabs>
               <w:tab w:val="right" w:leader="dot" w:pos="9196"/>
             </w:tabs>
@@ -4208,7 +4210,7 @@
           <w:hyperlink w:anchor="_Toc232914699" w:history="1">
             <w:r>
               <w:rPr>
-                <w:rStyle w:val="Hiperligao"/>
+                <w:rStyle w:val="Hyperlink"/>
                 <w:rFonts w:ascii="Times New Roman" w:hAnsi="Times New Roman" w:cs="Times New Roman"/>
                 <w:b/>
                 <w:noProof/>
@@ -4267,7 +4269,7 @@
         </w:p>
         <w:p>
           <w:pPr>
-            <w:pStyle w:val="ndice2"/>
+            <w:pStyle w:val="Sumrio2"/>
             <w:tabs>
               <w:tab w:val="right" w:leader="dot" w:pos="9196"/>
             </w:tabs>
@@ -4281,7 +4283,7 @@
           <w:hyperlink w:anchor="_Toc232914700" w:history="1">
             <w:r>
               <w:rPr>
-                <w:rStyle w:val="Hiperligao"/>
+                <w:rStyle w:val="Hyperlink"/>
                 <w:rFonts w:ascii="Times New Roman" w:hAnsi="Times New Roman" w:cs="Times New Roman"/>
                 <w:noProof/>
               </w:rPr>
@@ -4339,7 +4341,7 @@
         </w:p>
         <w:p>
           <w:pPr>
-            <w:pStyle w:val="ndice2"/>
+            <w:pStyle w:val="Sumrio2"/>
             <w:tabs>
               <w:tab w:val="right" w:leader="dot" w:pos="9196"/>
             </w:tabs>
@@ -4353,7 +4355,7 @@
           <w:hyperlink w:anchor="_Toc232914701" w:history="1">
             <w:r>
               <w:rPr>
-                <w:rStyle w:val="Hiperligao"/>
+                <w:rStyle w:val="Hyperlink"/>
                 <w:rFonts w:ascii="Times New Roman" w:hAnsi="Times New Roman" w:cs="Times New Roman"/>
                 <w:noProof/>
               </w:rPr>
@@ -4411,7 +4413,7 @@
         </w:p>
         <w:p>
           <w:pPr>
-            <w:pStyle w:val="ndice1"/>
+            <w:pStyle w:val="Sumrio1"/>
             <w:tabs>
               <w:tab w:val="right" w:leader="dot" w:pos="9196"/>
             </w:tabs>
@@ -4425,7 +4427,7 @@
           <w:hyperlink w:anchor="_Toc232914702" w:history="1">
             <w:r>
               <w:rPr>
-                <w:rStyle w:val="Hiperligao"/>
+                <w:rStyle w:val="Hyperlink"/>
                 <w:rFonts w:ascii="Times New Roman" w:hAnsi="Times New Roman" w:cs="Times New Roman"/>
                 <w:b/>
                 <w:noProof/>
@@ -4484,7 +4486,7 @@
         </w:p>
         <w:p>
           <w:pPr>
-            <w:pStyle w:val="ndice2"/>
+            <w:pStyle w:val="Sumrio2"/>
             <w:tabs>
               <w:tab w:val="right" w:leader="dot" w:pos="9196"/>
             </w:tabs>
@@ -4498,7 +4500,7 @@
           <w:hyperlink w:anchor="_Toc232914703" w:history="1">
             <w:r>
               <w:rPr>
-                <w:rStyle w:val="Hiperligao"/>
+                <w:rStyle w:val="Hyperlink"/>
                 <w:rFonts w:ascii="Times New Roman" w:hAnsi="Times New Roman" w:cs="Times New Roman"/>
                 <w:noProof/>
               </w:rPr>
@@ -4556,7 +4558,7 @@
         </w:p>
         <w:p>
           <w:pPr>
-            <w:pStyle w:val="ndice2"/>
+            <w:pStyle w:val="Sumrio2"/>
             <w:tabs>
               <w:tab w:val="right" w:leader="dot" w:pos="9196"/>
             </w:tabs>
@@ -4570,7 +4572,7 @@
           <w:hyperlink w:anchor="_Toc232914704" w:history="1">
             <w:r>
               <w:rPr>
-                <w:rStyle w:val="Hiperligao"/>
+                <w:rStyle w:val="Hyperlink"/>
                 <w:rFonts w:ascii="Times New Roman" w:hAnsi="Times New Roman" w:cs="Times New Roman"/>
                 <w:noProof/>
               </w:rPr>
@@ -4628,7 +4630,7 @@
         </w:p>
         <w:p>
           <w:pPr>
-            <w:pStyle w:val="ndice2"/>
+            <w:pStyle w:val="Sumrio2"/>
             <w:tabs>
               <w:tab w:val="right" w:leader="dot" w:pos="9196"/>
             </w:tabs>
@@ -4642,7 +4644,7 @@
           <w:hyperlink w:anchor="_Toc232914705" w:history="1">
             <w:r>
               <w:rPr>
-                <w:rStyle w:val="Hiperligao"/>
+                <w:rStyle w:val="Hyperlink"/>
                 <w:rFonts w:ascii="Times New Roman" w:hAnsi="Times New Roman" w:cs="Times New Roman"/>
                 <w:noProof/>
               </w:rPr>
@@ -4700,7 +4702,7 @@
         </w:p>
         <w:p>
           <w:pPr>
-            <w:pStyle w:val="ndice1"/>
+            <w:pStyle w:val="Sumrio1"/>
             <w:tabs>
               <w:tab w:val="right" w:leader="dot" w:pos="9196"/>
             </w:tabs>
@@ -4714,7 +4716,7 @@
           <w:hyperlink w:anchor="_Toc232914706" w:history="1">
             <w:r>
               <w:rPr>
-                <w:rStyle w:val="Hiperligao"/>
+                <w:rStyle w:val="Hyperlink"/>
                 <w:rFonts w:ascii="Times New Roman" w:hAnsi="Times New Roman" w:cs="Times New Roman"/>
                 <w:b/>
                 <w:noProof/>
@@ -4773,7 +4775,7 @@
         </w:p>
         <w:p>
           <w:pPr>
-            <w:pStyle w:val="ndice2"/>
+            <w:pStyle w:val="Sumrio2"/>
             <w:tabs>
               <w:tab w:val="right" w:leader="dot" w:pos="9196"/>
             </w:tabs>
@@ -4787,7 +4789,7 @@
           <w:hyperlink w:anchor="_Toc232914707" w:history="1">
             <w:r>
               <w:rPr>
-                <w:rStyle w:val="Hiperligao"/>
+                <w:rStyle w:val="Hyperlink"/>
                 <w:rFonts w:ascii="Times New Roman" w:hAnsi="Times New Roman" w:cs="Times New Roman"/>
                 <w:noProof/>
               </w:rPr>
@@ -4845,7 +4847,7 @@
         </w:p>
         <w:p>
           <w:pPr>
-            <w:pStyle w:val="ndice2"/>
+            <w:pStyle w:val="Sumrio2"/>
             <w:tabs>
               <w:tab w:val="right" w:leader="dot" w:pos="9196"/>
             </w:tabs>
@@ -4859,7 +4861,7 @@
           <w:hyperlink w:anchor="_Toc232914708" w:history="1">
             <w:r>
               <w:rPr>
-                <w:rStyle w:val="Hiperligao"/>
+                <w:rStyle w:val="Hyperlink"/>
                 <w:rFonts w:ascii="Times New Roman" w:hAnsi="Times New Roman" w:cs="Times New Roman"/>
                 <w:noProof/>
               </w:rPr>
@@ -4917,7 +4919,7 @@
         </w:p>
         <w:p>
           <w:pPr>
-            <w:pStyle w:val="ndice1"/>
+            <w:pStyle w:val="Sumrio1"/>
             <w:tabs>
               <w:tab w:val="right" w:leader="dot" w:pos="9196"/>
             </w:tabs>
@@ -4931,7 +4933,7 @@
           <w:hyperlink w:anchor="_Toc232914709" w:history="1">
             <w:r>
               <w:rPr>
-                <w:rStyle w:val="Hiperligao"/>
+                <w:rStyle w:val="Hyperlink"/>
                 <w:rFonts w:ascii="Times New Roman" w:hAnsi="Times New Roman" w:cs="Times New Roman"/>
                 <w:b/>
                 <w:noProof/>
@@ -4990,7 +4992,7 @@
         </w:p>
         <w:p>
           <w:pPr>
-            <w:pStyle w:val="ndice2"/>
+            <w:pStyle w:val="Sumrio2"/>
             <w:tabs>
               <w:tab w:val="right" w:leader="dot" w:pos="9196"/>
             </w:tabs>
@@ -5004,7 +5006,7 @@
           <w:hyperlink w:anchor="_Toc232914710" w:history="1">
             <w:r>
               <w:rPr>
-                <w:rStyle w:val="Hiperligao"/>
+                <w:rStyle w:val="Hyperlink"/>
                 <w:rFonts w:ascii="Times New Roman" w:hAnsi="Times New Roman" w:cs="Times New Roman"/>
                 <w:noProof/>
               </w:rPr>
@@ -5062,7 +5064,7 @@
         </w:p>
         <w:p>
           <w:pPr>
-            <w:pStyle w:val="ndice2"/>
+            <w:pStyle w:val="Sumrio2"/>
             <w:tabs>
               <w:tab w:val="right" w:leader="dot" w:pos="9196"/>
             </w:tabs>
@@ -5076,7 +5078,7 @@
           <w:hyperlink w:anchor="_Toc232914711" w:history="1">
             <w:r>
               <w:rPr>
-                <w:rStyle w:val="Hiperligao"/>
+                <w:rStyle w:val="Hyperlink"/>
                 <w:rFonts w:ascii="Times New Roman" w:hAnsi="Times New Roman" w:cs="Times New Roman"/>
                 <w:noProof/>
               </w:rPr>
@@ -5134,7 +5136,7 @@
         </w:p>
         <w:p>
           <w:pPr>
-            <w:pStyle w:val="ndice2"/>
+            <w:pStyle w:val="Sumrio2"/>
             <w:tabs>
               <w:tab w:val="right" w:leader="dot" w:pos="9196"/>
             </w:tabs>
@@ -5148,7 +5150,7 @@
           <w:hyperlink w:anchor="_Toc232914712" w:history="1">
             <w:r>
               <w:rPr>
-                <w:rStyle w:val="Hiperligao"/>
+                <w:rStyle w:val="Hyperlink"/>
                 <w:rFonts w:ascii="Times New Roman" w:hAnsi="Times New Roman" w:cs="Times New Roman"/>
                 <w:noProof/>
               </w:rPr>
@@ -5206,7 +5208,7 @@
         </w:p>
         <w:p>
           <w:pPr>
-            <w:pStyle w:val="ndice2"/>
+            <w:pStyle w:val="Sumrio2"/>
             <w:tabs>
               <w:tab w:val="right" w:leader="dot" w:pos="9196"/>
             </w:tabs>
@@ -5220,7 +5222,7 @@
           <w:hyperlink w:anchor="_Toc232914713" w:history="1">
             <w:r>
               <w:rPr>
-                <w:rStyle w:val="Hiperligao"/>
+                <w:rStyle w:val="Hyperlink"/>
                 <w:rFonts w:ascii="Times New Roman" w:hAnsi="Times New Roman" w:cs="Times New Roman"/>
                 <w:noProof/>
               </w:rPr>
@@ -5278,7 +5280,7 @@
         </w:p>
         <w:p>
           <w:pPr>
-            <w:pStyle w:val="ndice2"/>
+            <w:pStyle w:val="Sumrio2"/>
             <w:tabs>
               <w:tab w:val="right" w:leader="dot" w:pos="9196"/>
             </w:tabs>
@@ -5292,7 +5294,7 @@
           <w:hyperlink w:anchor="_Toc232914714" w:history="1">
             <w:r>
               <w:rPr>
-                <w:rStyle w:val="Hiperligao"/>
+                <w:rStyle w:val="Hyperlink"/>
                 <w:rFonts w:ascii="Times New Roman" w:hAnsi="Times New Roman" w:cs="Times New Roman"/>
                 <w:noProof/>
               </w:rPr>
@@ -5350,7 +5352,7 @@
         </w:p>
         <w:p>
           <w:pPr>
-            <w:pStyle w:val="ndice1"/>
+            <w:pStyle w:val="Sumrio1"/>
             <w:tabs>
               <w:tab w:val="right" w:leader="dot" w:pos="9196"/>
             </w:tabs>
@@ -5364,7 +5366,7 @@
           <w:hyperlink w:anchor="_Toc232914715" w:history="1">
             <w:r>
               <w:rPr>
-                <w:rStyle w:val="Hiperligao"/>
+                <w:rStyle w:val="Hyperlink"/>
                 <w:rFonts w:ascii="Times New Roman" w:hAnsi="Times New Roman" w:cs="Times New Roman"/>
                 <w:b/>
                 <w:noProof/>
@@ -5423,7 +5425,7 @@
         </w:p>
         <w:p>
           <w:pPr>
-            <w:pStyle w:val="ndice1"/>
+            <w:pStyle w:val="Sumrio1"/>
             <w:tabs>
               <w:tab w:val="right" w:leader="dot" w:pos="9196"/>
             </w:tabs>
@@ -5437,7 +5439,7 @@
           <w:hyperlink w:anchor="_Toc232914716" w:history="1">
             <w:r>
               <w:rPr>
-                <w:rStyle w:val="Hiperligao"/>
+                <w:rStyle w:val="Hyperlink"/>
                 <w:rFonts w:ascii="Times New Roman" w:hAnsi="Times New Roman" w:cs="Times New Roman"/>
                 <w:b/>
                 <w:noProof/>
@@ -5496,7 +5498,7 @@
         </w:p>
         <w:p>
           <w:pPr>
-            <w:pStyle w:val="ndice1"/>
+            <w:pStyle w:val="Sumrio1"/>
             <w:tabs>
               <w:tab w:val="right" w:leader="dot" w:pos="9196"/>
             </w:tabs>
@@ -5510,7 +5512,7 @@
           <w:hyperlink w:anchor="_Toc232914717" w:history="1">
             <w:r>
               <w:rPr>
-                <w:rStyle w:val="Hiperligao"/>
+                <w:rStyle w:val="Hyperlink"/>
                 <w:rFonts w:ascii="Times New Roman" w:hAnsi="Times New Roman" w:cs="Times New Roman"/>
                 <w:b/>
                 <w:noProof/>
@@ -5569,7 +5571,7 @@
         </w:p>
         <w:p>
           <w:pPr>
-            <w:pStyle w:val="ndice1"/>
+            <w:pStyle w:val="Sumrio1"/>
             <w:tabs>
               <w:tab w:val="right" w:leader="dot" w:pos="9196"/>
             </w:tabs>
@@ -5583,7 +5585,7 @@
           <w:hyperlink w:anchor="_Toc232914718" w:history="1">
             <w:r>
               <w:rPr>
-                <w:rStyle w:val="Hiperligao"/>
+                <w:rStyle w:val="Hyperlink"/>
                 <w:rFonts w:ascii="Times New Roman" w:hAnsi="Times New Roman" w:cs="Times New Roman"/>
                 <w:b/>
                 <w:noProof/>
@@ -5642,7 +5644,7 @@
         </w:p>
         <w:p>
           <w:pPr>
-            <w:pStyle w:val="ndice1"/>
+            <w:pStyle w:val="Sumrio1"/>
             <w:tabs>
               <w:tab w:val="right" w:leader="dot" w:pos="9196"/>
             </w:tabs>
@@ -5656,7 +5658,7 @@
           <w:hyperlink w:anchor="_Toc232914719" w:history="1">
             <w:r>
               <w:rPr>
-                <w:rStyle w:val="Hiperligao"/>
+                <w:rStyle w:val="Hyperlink"/>
                 <w:rFonts w:ascii="Times New Roman" w:hAnsi="Times New Roman" w:cs="Times New Roman"/>
                 <w:b/>
                 <w:noProof/>
@@ -5715,7 +5717,7 @@
         </w:p>
         <w:p>
           <w:pPr>
-            <w:pStyle w:val="ndice2"/>
+            <w:pStyle w:val="Sumrio2"/>
             <w:tabs>
               <w:tab w:val="right" w:leader="dot" w:pos="9196"/>
             </w:tabs>
@@ -5729,7 +5731,7 @@
           <w:hyperlink w:anchor="_Toc232914720" w:history="1">
             <w:r>
               <w:rPr>
-                <w:rStyle w:val="Hiperligao"/>
+                <w:rStyle w:val="Hyperlink"/>
                 <w:rFonts w:ascii="Times New Roman" w:hAnsi="Times New Roman" w:cs="Times New Roman"/>
                 <w:noProof/>
               </w:rPr>
@@ -5787,7 +5789,7 @@
         </w:p>
         <w:p>
           <w:pPr>
-            <w:pStyle w:val="ndice2"/>
+            <w:pStyle w:val="Sumrio2"/>
             <w:tabs>
               <w:tab w:val="right" w:leader="dot" w:pos="9196"/>
             </w:tabs>
@@ -5801,7 +5803,7 @@
           <w:hyperlink w:anchor="_Toc232914721" w:history="1">
             <w:r>
               <w:rPr>
-                <w:rStyle w:val="Hiperligao"/>
+                <w:rStyle w:val="Hyperlink"/>
                 <w:rFonts w:ascii="Times New Roman" w:hAnsi="Times New Roman" w:cs="Times New Roman"/>
                 <w:noProof/>
               </w:rPr>
@@ -5859,7 +5861,7 @@
         </w:p>
         <w:p>
           <w:pPr>
-            <w:pStyle w:val="ndice1"/>
+            <w:pStyle w:val="Sumrio1"/>
             <w:tabs>
               <w:tab w:val="right" w:leader="dot" w:pos="9196"/>
             </w:tabs>
@@ -5873,7 +5875,7 @@
           <w:hyperlink w:anchor="_Toc232914722" w:history="1">
             <w:r>
               <w:rPr>
-                <w:rStyle w:val="Hiperligao"/>
+                <w:rStyle w:val="Hyperlink"/>
                 <w:rFonts w:ascii="Times New Roman" w:hAnsi="Times New Roman" w:cs="Times New Roman"/>
                 <w:b/>
                 <w:noProof/>
@@ -5932,7 +5934,7 @@
         </w:p>
         <w:p>
           <w:pPr>
-            <w:pStyle w:val="ndice2"/>
+            <w:pStyle w:val="Sumrio2"/>
             <w:tabs>
               <w:tab w:val="right" w:leader="dot" w:pos="9196"/>
             </w:tabs>
@@ -5946,7 +5948,7 @@
           <w:hyperlink w:anchor="_Toc232914723" w:history="1">
             <w:r>
               <w:rPr>
-                <w:rStyle w:val="Hiperligao"/>
+                <w:rStyle w:val="Hyperlink"/>
                 <w:rFonts w:ascii="Times New Roman" w:hAnsi="Times New Roman" w:cs="Times New Roman"/>
                 <w:noProof/>
               </w:rPr>
@@ -6004,7 +6006,7 @@
         </w:p>
         <w:p>
           <w:pPr>
-            <w:pStyle w:val="ndice2"/>
+            <w:pStyle w:val="Sumrio2"/>
             <w:tabs>
               <w:tab w:val="right" w:leader="dot" w:pos="9196"/>
             </w:tabs>
@@ -6018,7 +6020,7 @@
           <w:hyperlink w:anchor="_Toc232914724" w:history="1">
             <w:r>
               <w:rPr>
-                <w:rStyle w:val="Hiperligao"/>
+                <w:rStyle w:val="Hyperlink"/>
                 <w:rFonts w:ascii="Times New Roman" w:hAnsi="Times New Roman" w:cs="Times New Roman"/>
                 <w:noProof/>
               </w:rPr>
@@ -6076,7 +6078,7 @@
         </w:p>
         <w:p>
           <w:pPr>
-            <w:pStyle w:val="ndice2"/>
+            <w:pStyle w:val="Sumrio2"/>
             <w:tabs>
               <w:tab w:val="right" w:leader="dot" w:pos="9196"/>
             </w:tabs>
@@ -6090,7 +6092,7 @@
           <w:hyperlink w:anchor="_Toc232914725" w:history="1">
             <w:r>
               <w:rPr>
-                <w:rStyle w:val="Hiperligao"/>
+                <w:rStyle w:val="Hyperlink"/>
                 <w:rFonts w:ascii="Times New Roman" w:hAnsi="Times New Roman" w:cs="Times New Roman"/>
                 <w:noProof/>
               </w:rPr>
@@ -6148,7 +6150,7 @@
         </w:p>
         <w:p>
           <w:pPr>
-            <w:pStyle w:val="ndice2"/>
+            <w:pStyle w:val="Sumrio2"/>
             <w:tabs>
               <w:tab w:val="right" w:leader="dot" w:pos="9196"/>
             </w:tabs>
@@ -6162,7 +6164,7 @@
           <w:hyperlink w:anchor="_Toc232914726" w:history="1">
             <w:r>
               <w:rPr>
-                <w:rStyle w:val="Hiperligao"/>
+                <w:rStyle w:val="Hyperlink"/>
                 <w:rFonts w:ascii="Times New Roman" w:hAnsi="Times New Roman" w:cs="Times New Roman"/>
                 <w:noProof/>
               </w:rPr>
@@ -6220,7 +6222,7 @@
         </w:p>
         <w:p>
           <w:pPr>
-            <w:pStyle w:val="ndice2"/>
+            <w:pStyle w:val="Sumrio2"/>
             <w:tabs>
               <w:tab w:val="right" w:leader="dot" w:pos="9196"/>
             </w:tabs>
@@ -6234,7 +6236,7 @@
           <w:hyperlink w:anchor="_Toc232914727" w:history="1">
             <w:r>
               <w:rPr>
-                <w:rStyle w:val="Hiperligao"/>
+                <w:rStyle w:val="Hyperlink"/>
                 <w:rFonts w:ascii="Times New Roman" w:hAnsi="Times New Roman" w:cs="Times New Roman"/>
                 <w:noProof/>
               </w:rPr>
@@ -6292,7 +6294,7 @@
         </w:p>
         <w:p>
           <w:pPr>
-            <w:pStyle w:val="ndice2"/>
+            <w:pStyle w:val="Sumrio2"/>
             <w:tabs>
               <w:tab w:val="right" w:leader="dot" w:pos="9196"/>
             </w:tabs>
@@ -6306,7 +6308,7 @@
           <w:hyperlink w:anchor="_Toc232914728" w:history="1">
             <w:r>
               <w:rPr>
-                <w:rStyle w:val="Hiperligao"/>
+                <w:rStyle w:val="Hyperlink"/>
                 <w:rFonts w:ascii="Times New Roman" w:hAnsi="Times New Roman" w:cs="Times New Roman"/>
                 <w:noProof/>
               </w:rPr>
@@ -6364,7 +6366,7 @@
         </w:p>
         <w:p>
           <w:pPr>
-            <w:pStyle w:val="ndice1"/>
+            <w:pStyle w:val="Sumrio1"/>
             <w:tabs>
               <w:tab w:val="right" w:leader="dot" w:pos="9196"/>
             </w:tabs>
@@ -6378,7 +6380,7 @@
           <w:hyperlink w:anchor="_Toc232914729" w:history="1">
             <w:r>
               <w:rPr>
-                <w:rStyle w:val="Hiperligao"/>
+                <w:rStyle w:val="Hyperlink"/>
                 <w:rFonts w:ascii="Times New Roman" w:hAnsi="Times New Roman" w:cs="Times New Roman"/>
                 <w:b/>
                 <w:noProof/>
@@ -6437,7 +6439,7 @@
         </w:p>
         <w:p>
           <w:pPr>
-            <w:pStyle w:val="ndice2"/>
+            <w:pStyle w:val="Sumrio2"/>
             <w:tabs>
               <w:tab w:val="right" w:leader="dot" w:pos="9196"/>
             </w:tabs>
@@ -6451,7 +6453,7 @@
           <w:hyperlink w:anchor="_Toc232914730" w:history="1">
             <w:r>
               <w:rPr>
-                <w:rStyle w:val="Hiperligao"/>
+                <w:rStyle w:val="Hyperlink"/>
                 <w:rFonts w:ascii="Times New Roman" w:hAnsi="Times New Roman" w:cs="Times New Roman"/>
                 <w:noProof/>
               </w:rPr>
@@ -6509,7 +6511,7 @@
         </w:p>
         <w:p>
           <w:pPr>
-            <w:pStyle w:val="ndice2"/>
+            <w:pStyle w:val="Sumrio2"/>
             <w:tabs>
               <w:tab w:val="right" w:leader="dot" w:pos="9196"/>
             </w:tabs>
@@ -6523,7 +6525,7 @@
           <w:hyperlink w:anchor="_Toc232914731" w:history="1">
             <w:r>
               <w:rPr>
-                <w:rStyle w:val="Hiperligao"/>
+                <w:rStyle w:val="Hyperlink"/>
                 <w:rFonts w:ascii="Times New Roman" w:hAnsi="Times New Roman" w:cs="Times New Roman"/>
                 <w:noProof/>
               </w:rPr>
@@ -6581,7 +6583,7 @@
         </w:p>
         <w:p>
           <w:pPr>
-            <w:pStyle w:val="ndice1"/>
+            <w:pStyle w:val="Sumrio1"/>
             <w:tabs>
               <w:tab w:val="right" w:leader="dot" w:pos="9196"/>
             </w:tabs>
@@ -6595,7 +6597,7 @@
           <w:hyperlink w:anchor="_Toc232914732" w:history="1">
             <w:r>
               <w:rPr>
-                <w:rStyle w:val="Hiperligao"/>
+                <w:rStyle w:val="Hyperlink"/>
                 <w:rFonts w:ascii="Times New Roman" w:hAnsi="Times New Roman" w:cs="Times New Roman"/>
                 <w:b/>
                 <w:noProof/>
@@ -6654,7 +6656,7 @@
         </w:p>
         <w:p>
           <w:pPr>
-            <w:pStyle w:val="ndice1"/>
+            <w:pStyle w:val="Sumrio1"/>
             <w:tabs>
               <w:tab w:val="right" w:leader="dot" w:pos="9196"/>
             </w:tabs>
@@ -6668,7 +6670,7 @@
           <w:hyperlink w:anchor="_Toc232914733" w:history="1">
             <w:r>
               <w:rPr>
-                <w:rStyle w:val="Hiperligao"/>
+                <w:rStyle w:val="Hyperlink"/>
                 <w:rFonts w:ascii="Times New Roman" w:hAnsi="Times New Roman" w:cs="Times New Roman"/>
                 <w:b/>
                 <w:noProof/>
@@ -6727,7 +6729,7 @@
         </w:p>
         <w:p>
           <w:pPr>
-            <w:pStyle w:val="ndice2"/>
+            <w:pStyle w:val="Sumrio2"/>
             <w:tabs>
               <w:tab w:val="right" w:leader="dot" w:pos="9196"/>
             </w:tabs>
@@ -6741,7 +6743,7 @@
           <w:hyperlink w:anchor="_Toc232914734" w:history="1">
             <w:r>
               <w:rPr>
-                <w:rStyle w:val="Hiperligao"/>
+                <w:rStyle w:val="Hyperlink"/>
                 <w:rFonts w:ascii="Times New Roman" w:hAnsi="Times New Roman" w:cs="Times New Roman"/>
                 <w:noProof/>
               </w:rPr>
@@ -6799,7 +6801,7 @@
         </w:p>
         <w:p>
           <w:pPr>
-            <w:pStyle w:val="ndice2"/>
+            <w:pStyle w:val="Sumrio2"/>
             <w:tabs>
               <w:tab w:val="right" w:leader="dot" w:pos="9196"/>
             </w:tabs>
@@ -6813,7 +6815,7 @@
           <w:hyperlink w:anchor="_Toc232914735" w:history="1">
             <w:r>
               <w:rPr>
-                <w:rStyle w:val="Hiperligao"/>
+                <w:rStyle w:val="Hyperlink"/>
                 <w:rFonts w:ascii="Times New Roman" w:hAnsi="Times New Roman" w:cs="Times New Roman"/>
                 <w:noProof/>
               </w:rPr>
@@ -6871,7 +6873,7 @@
         </w:p>
         <w:p>
           <w:pPr>
-            <w:pStyle w:val="ndice2"/>
+            <w:pStyle w:val="Sumrio2"/>
             <w:tabs>
               <w:tab w:val="right" w:leader="dot" w:pos="9196"/>
             </w:tabs>
@@ -6885,7 +6887,7 @@
           <w:hyperlink w:anchor="_Toc232914736" w:history="1">
             <w:r>
               <w:rPr>
-                <w:rStyle w:val="Hiperligao"/>
+                <w:rStyle w:val="Hyperlink"/>
                 <w:rFonts w:ascii="Times New Roman" w:hAnsi="Times New Roman" w:cs="Times New Roman"/>
                 <w:noProof/>
               </w:rPr>
@@ -6943,7 +6945,7 @@
         </w:p>
         <w:p>
           <w:pPr>
-            <w:pStyle w:val="ndice2"/>
+            <w:pStyle w:val="Sumrio2"/>
             <w:tabs>
               <w:tab w:val="right" w:leader="dot" w:pos="9196"/>
             </w:tabs>
@@ -6957,7 +6959,7 @@
           <w:hyperlink w:anchor="_Toc232914737" w:history="1">
             <w:r>
               <w:rPr>
-                <w:rStyle w:val="Hiperligao"/>
+                <w:rStyle w:val="Hyperlink"/>
                 <w:rFonts w:ascii="Times New Roman" w:hAnsi="Times New Roman" w:cs="Times New Roman"/>
                 <w:noProof/>
               </w:rPr>
@@ -7015,7 +7017,7 @@
         </w:p>
         <w:p>
           <w:pPr>
-            <w:pStyle w:val="ndice2"/>
+            <w:pStyle w:val="Sumrio2"/>
             <w:tabs>
               <w:tab w:val="right" w:leader="dot" w:pos="9196"/>
             </w:tabs>
@@ -7029,7 +7031,7 @@
           <w:hyperlink w:anchor="_Toc232914738" w:history="1">
             <w:r>
               <w:rPr>
-                <w:rStyle w:val="Hiperligao"/>
+                <w:rStyle w:val="Hyperlink"/>
                 <w:rFonts w:ascii="Times New Roman" w:hAnsi="Times New Roman" w:cs="Times New Roman"/>
                 <w:noProof/>
               </w:rPr>
@@ -7087,7 +7089,7 @@
         </w:p>
         <w:p>
           <w:pPr>
-            <w:pStyle w:val="ndice1"/>
+            <w:pStyle w:val="Sumrio1"/>
             <w:tabs>
               <w:tab w:val="right" w:leader="dot" w:pos="9196"/>
             </w:tabs>
@@ -7101,7 +7103,7 @@
           <w:hyperlink w:anchor="_Toc232914739" w:history="1">
             <w:r>
               <w:rPr>
-                <w:rStyle w:val="Hiperligao"/>
+                <w:rStyle w:val="Hyperlink"/>
                 <w:rFonts w:ascii="Times New Roman" w:hAnsi="Times New Roman" w:cs="Times New Roman"/>
                 <w:b/>
                 <w:noProof/>
@@ -7160,7 +7162,7 @@
         </w:p>
         <w:p>
           <w:pPr>
-            <w:pStyle w:val="ndice1"/>
+            <w:pStyle w:val="Sumrio1"/>
             <w:tabs>
               <w:tab w:val="right" w:leader="dot" w:pos="9196"/>
             </w:tabs>
@@ -7174,7 +7176,7 @@
           <w:hyperlink w:anchor="_Toc232914740" w:history="1">
             <w:r>
               <w:rPr>
-                <w:rStyle w:val="Hiperligao"/>
+                <w:rStyle w:val="Hyperlink"/>
                 <w:rFonts w:ascii="Times New Roman" w:hAnsi="Times New Roman" w:cs="Times New Roman"/>
                 <w:b/>
                 <w:noProof/>
@@ -7233,7 +7235,7 @@
         </w:p>
         <w:p>
           <w:pPr>
-            <w:pStyle w:val="ndice1"/>
+            <w:pStyle w:val="Sumrio1"/>
             <w:tabs>
               <w:tab w:val="right" w:leader="dot" w:pos="9196"/>
             </w:tabs>
@@ -7247,7 +7249,7 @@
           <w:hyperlink w:anchor="_Toc232914741" w:history="1">
             <w:r>
               <w:rPr>
-                <w:rStyle w:val="Hiperligao"/>
+                <w:rStyle w:val="Hyperlink"/>
                 <w:rFonts w:ascii="Times New Roman" w:hAnsi="Times New Roman" w:cs="Times New Roman"/>
                 <w:b/>
                 <w:noProof/>
@@ -7306,7 +7308,7 @@
         </w:p>
         <w:p>
           <w:pPr>
-            <w:pStyle w:val="ndice1"/>
+            <w:pStyle w:val="Sumrio1"/>
             <w:tabs>
               <w:tab w:val="right" w:leader="dot" w:pos="9196"/>
             </w:tabs>
@@ -7320,7 +7322,7 @@
           <w:hyperlink w:anchor="_Toc232914742" w:history="1">
             <w:r>
               <w:rPr>
-                <w:rStyle w:val="Hiperligao"/>
+                <w:rStyle w:val="Hyperlink"/>
                 <w:rFonts w:ascii="Times New Roman" w:hAnsi="Times New Roman" w:cs="Times New Roman"/>
                 <w:b/>
                 <w:noProof/>
@@ -7431,18 +7433,7 @@
           <w:szCs w:val="24"/>
         </w:rPr>
         <w:lastRenderedPageBreak/>
-        <w:t>RESU</w:t>
-      </w:r>
-      <w:bookmarkStart w:id="1" w:name="_GoBack"/>
-      <w:bookmarkEnd w:id="1"/>
-      <w:r>
-        <w:rPr>
-          <w:rFonts w:ascii="Times New Roman" w:hAnsi="Times New Roman" w:cs="Times New Roman"/>
-          <w:b/>
-          <w:sz w:val="24"/>
-          <w:szCs w:val="24"/>
-        </w:rPr>
-        <w:t>MO</w:t>
+        <w:t>RESUMO</w:t>
       </w:r>
       <w:bookmarkEnd w:id="0"/>
     </w:p>
@@ -7625,7 +7616,7 @@
           <w:szCs w:val="24"/>
         </w:rPr>
       </w:pPr>
-      <w:bookmarkStart w:id="2" w:name="_Toc232914697"/>
+      <w:bookmarkStart w:id="1" w:name="_Toc232914697"/>
       <w:r>
         <w:rPr>
           <w:rFonts w:ascii="Times New Roman" w:hAnsi="Times New Roman" w:cs="Times New Roman"/>
@@ -7633,9 +7624,10 @@
           <w:sz w:val="24"/>
           <w:szCs w:val="24"/>
         </w:rPr>
+        <w:lastRenderedPageBreak/>
         <w:t>1. INTRODUÇÃO</w:t>
       </w:r>
-      <w:bookmarkEnd w:id="2"/>
+      <w:bookmarkEnd w:id="1"/>
     </w:p>
     <w:p>
       <w:pPr>
@@ -7785,7 +7777,7 @@
           <w:szCs w:val="24"/>
         </w:rPr>
       </w:pPr>
-      <w:bookmarkStart w:id="3" w:name="_Toc232914698"/>
+      <w:bookmarkStart w:id="2" w:name="_Toc232914698"/>
       <w:r>
         <w:rPr>
           <w:rFonts w:ascii="Times New Roman" w:hAnsi="Times New Roman" w:cs="Times New Roman"/>
@@ -7793,9 +7785,10 @@
           <w:sz w:val="24"/>
           <w:szCs w:val="24"/>
         </w:rPr>
+        <w:lastRenderedPageBreak/>
         <w:t>2. ENQUADRAMENTO DO PROBLEMA</w:t>
       </w:r>
-      <w:bookmarkEnd w:id="3"/>
+      <w:bookmarkEnd w:id="2"/>
       <w:r>
         <w:rPr>
           <w:rFonts w:ascii="Times New Roman" w:hAnsi="Times New Roman" w:cs="Times New Roman"/>
@@ -7946,7 +7939,7 @@
           <w:szCs w:val="24"/>
         </w:rPr>
       </w:pPr>
-      <w:bookmarkStart w:id="4" w:name="_Toc232914699"/>
+      <w:bookmarkStart w:id="3" w:name="_Toc232914699"/>
       <w:r>
         <w:rPr>
           <w:rFonts w:ascii="Times New Roman" w:hAnsi="Times New Roman" w:cs="Times New Roman"/>
@@ -7956,7 +7949,7 @@
         </w:rPr>
         <w:t>3. OBJECTIVOS DO PROJECTO</w:t>
       </w:r>
-      <w:bookmarkEnd w:id="4"/>
+      <w:bookmarkEnd w:id="3"/>
     </w:p>
     <w:p>
       <w:pPr>
@@ -7969,7 +7962,7 @@
           <w:szCs w:val="24"/>
         </w:rPr>
       </w:pPr>
-      <w:bookmarkStart w:id="5" w:name="_Toc232914700"/>
+      <w:bookmarkStart w:id="4" w:name="_Toc232914700"/>
       <w:r>
         <w:rPr>
           <w:rFonts w:ascii="Times New Roman" w:hAnsi="Times New Roman" w:cs="Times New Roman"/>
@@ -7978,7 +7971,7 @@
         </w:rPr>
         <w:t>3.1 Objectivo Geral</w:t>
       </w:r>
-      <w:bookmarkEnd w:id="5"/>
+      <w:bookmarkEnd w:id="4"/>
     </w:p>
     <w:p>
       <w:pPr>
@@ -8089,7 +8082,7 @@
           <w:szCs w:val="24"/>
         </w:rPr>
       </w:pPr>
-      <w:bookmarkStart w:id="6" w:name="_Toc232914701"/>
+      <w:bookmarkStart w:id="5" w:name="_Toc232914701"/>
       <w:r>
         <w:rPr>
           <w:rFonts w:ascii="Times New Roman" w:hAnsi="Times New Roman" w:cs="Times New Roman"/>
@@ -8098,7 +8091,7 @@
         </w:rPr>
         <w:t>3.2 Objectivos Específicos</w:t>
       </w:r>
-      <w:bookmarkEnd w:id="6"/>
+      <w:bookmarkEnd w:id="5"/>
     </w:p>
     <w:p>
       <w:pPr>
@@ -8153,6 +8146,7 @@
           <w:sz w:val="24"/>
           <w:szCs w:val="24"/>
         </w:rPr>
+        <w:lastRenderedPageBreak/>
         <w:t>Elaborar um diagrama de classes UML completo e conforme com a notação standard, representando as entidades do domínio, os seus atributos, métodos, relações, multiplicidades e modificadores de acesso.</w:t>
       </w:r>
     </w:p>
@@ -8264,7 +8258,7 @@
           <w:szCs w:val="24"/>
         </w:rPr>
       </w:pPr>
-      <w:bookmarkStart w:id="7" w:name="_Toc232914702"/>
+      <w:bookmarkStart w:id="6" w:name="_Toc232914702"/>
       <w:r>
         <w:rPr>
           <w:rFonts w:ascii="Times New Roman" w:hAnsi="Times New Roman" w:cs="Times New Roman"/>
@@ -8273,6 +8267,48 @@
           <w:szCs w:val="24"/>
         </w:rPr>
         <w:t>4. METODOLOGIA E ABORDAGEM DE DESENVOLVIMENTO</w:t>
+      </w:r>
+      <w:bookmarkEnd w:id="6"/>
+    </w:p>
+    <w:p>
+      <w:pPr>
+        <w:pStyle w:val="SemEspaamento"/>
+        <w:spacing w:before="240" w:after="240" w:line="360" w:lineRule="auto"/>
+        <w:jc w:val="both"/>
+        <w:rPr>
+          <w:rFonts w:ascii="Times New Roman" w:hAnsi="Times New Roman" w:cs="Times New Roman"/>
+          <w:sz w:val="24"/>
+          <w:szCs w:val="24"/>
+        </w:rPr>
+      </w:pPr>
+      <w:r>
+        <w:rPr>
+          <w:rFonts w:ascii="Times New Roman" w:hAnsi="Times New Roman" w:cs="Times New Roman"/>
+          <w:sz w:val="24"/>
+          <w:szCs w:val="24"/>
+        </w:rPr>
+        <w:t xml:space="preserve">O desenvolvimento do SGCA seguiu uma abordagem incremental e iterativa, estruturada em fases sequenciais mas com possibilidade de retorno e refinamento de decisões anteriores sempre que surgiram novos requisitos ou dificuldades técnicas. </w:t>
+      </w:r>
+    </w:p>
+    <w:p>
+      <w:pPr>
+        <w:pStyle w:val="Subttulo"/>
+        <w:spacing w:line="360" w:lineRule="auto"/>
+        <w:outlineLvl w:val="1"/>
+        <w:rPr>
+          <w:rFonts w:ascii="Times New Roman" w:hAnsi="Times New Roman" w:cs="Times New Roman"/>
+          <w:color w:val="auto"/>
+          <w:szCs w:val="24"/>
+        </w:rPr>
+      </w:pPr>
+      <w:bookmarkStart w:id="7" w:name="_Toc232914703"/>
+      <w:r>
+        <w:rPr>
+          <w:rFonts w:ascii="Times New Roman" w:hAnsi="Times New Roman" w:cs="Times New Roman"/>
+          <w:color w:val="auto"/>
+          <w:szCs w:val="24"/>
+        </w:rPr>
+        <w:t>4.1 Fases do Desenvolvimento</w:t>
       </w:r>
       <w:bookmarkEnd w:id="7"/>
     </w:p>
@@ -8293,7 +8329,104 @@
           <w:sz w:val="24"/>
           <w:szCs w:val="24"/>
         </w:rPr>
-        <w:t xml:space="preserve">O desenvolvimento do SGCA seguiu uma abordagem incremental e iterativa, estruturada em fases sequenciais mas com possibilidade de retorno e refinamento de decisões anteriores sempre que surgiram novos requisitos ou dificuldades técnicas. </w:t>
+        <w:t xml:space="preserve">A primeira fase consistiu na análise do enunciado académico e no levantamento informal de requisitos junto da descrição do projecto 22. Nesta etapa foram identificadas as entidades principais do domínio, as suas relações, as operações esperadas e as regras de negócio que o sistema deveria implementar. </w:t>
+      </w:r>
+    </w:p>
+    <w:p>
+      <w:pPr>
+        <w:pStyle w:val="SemEspaamento"/>
+        <w:spacing w:before="240" w:after="240" w:line="360" w:lineRule="auto"/>
+        <w:jc w:val="both"/>
+        <w:rPr>
+          <w:rFonts w:ascii="Times New Roman" w:hAnsi="Times New Roman" w:cs="Times New Roman"/>
+          <w:sz w:val="24"/>
+          <w:szCs w:val="24"/>
+        </w:rPr>
+      </w:pPr>
+      <w:r>
+        <w:rPr>
+          <w:rFonts w:ascii="Times New Roman" w:hAnsi="Times New Roman" w:cs="Times New Roman"/>
+          <w:sz w:val="24"/>
+          <w:szCs w:val="24"/>
+        </w:rPr>
+        <w:t xml:space="preserve">A segunda fase centrou-se na modelação orientada a objectos: foram desenhadas as classes do domínio, definidas as interfaces contratuais, identificadas as excepções de negócio e elaborado o diagrama UML de classes. </w:t>
+      </w:r>
+    </w:p>
+    <w:p>
+      <w:pPr>
+        <w:pStyle w:val="SemEspaamento"/>
+        <w:spacing w:before="240" w:after="240" w:line="360" w:lineRule="auto"/>
+        <w:jc w:val="both"/>
+        <w:rPr>
+          <w:rFonts w:ascii="Times New Roman" w:hAnsi="Times New Roman" w:cs="Times New Roman"/>
+          <w:sz w:val="24"/>
+          <w:szCs w:val="24"/>
+        </w:rPr>
+      </w:pPr>
+      <w:r>
+        <w:rPr>
+          <w:rFonts w:ascii="Times New Roman" w:hAnsi="Times New Roman" w:cs="Times New Roman"/>
+          <w:sz w:val="24"/>
+          <w:szCs w:val="24"/>
+        </w:rPr>
+        <w:lastRenderedPageBreak/>
+        <w:t>A terceira fase correspondeu à criação da b</w:t>
+      </w:r>
+      <w:r>
+        <w:rPr>
+          <w:rFonts w:ascii="Times New Roman" w:hAnsi="Times New Roman" w:cs="Times New Roman"/>
+          <w:sz w:val="24"/>
+          <w:szCs w:val="24"/>
+        </w:rPr>
+        <w:t xml:space="preserve">ase de dados MySQL </w:t>
+      </w:r>
+      <w:r>
+        <w:rPr>
+          <w:rFonts w:ascii="Times New Roman" w:hAnsi="Times New Roman" w:cs="Times New Roman"/>
+          <w:sz w:val="24"/>
+          <w:szCs w:val="24"/>
+        </w:rPr>
+        <w:t xml:space="preserve">o script SQL foi desenvolvido em paralelo com as classes do modelo, assegurando a correspondência directa entre entidades de domínio e tabelas relacionais. </w:t>
+      </w:r>
+    </w:p>
+    <w:p>
+      <w:pPr>
+        <w:pStyle w:val="SemEspaamento"/>
+        <w:spacing w:before="240" w:after="240" w:line="360" w:lineRule="auto"/>
+        <w:jc w:val="both"/>
+        <w:rPr>
+          <w:rFonts w:ascii="Times New Roman" w:hAnsi="Times New Roman" w:cs="Times New Roman"/>
+          <w:sz w:val="24"/>
+          <w:szCs w:val="24"/>
+        </w:rPr>
+      </w:pPr>
+      <w:r>
+        <w:rPr>
+          <w:rFonts w:ascii="Times New Roman" w:hAnsi="Times New Roman" w:cs="Times New Roman"/>
+          <w:sz w:val="24"/>
+          <w:szCs w:val="24"/>
+        </w:rPr>
+        <w:t xml:space="preserve">A quarta fase abrangeu a implementação do código-fonte em C#, começando pelos Models, depois pelos repositórios da DALL, pelos formulários Windows Forms. </w:t>
+      </w:r>
+    </w:p>
+    <w:p>
+      <w:pPr>
+        <w:pStyle w:val="SemEspaamento"/>
+        <w:spacing w:before="240" w:after="240" w:line="360" w:lineRule="auto"/>
+        <w:jc w:val="both"/>
+        <w:rPr>
+          <w:rFonts w:ascii="Times New Roman" w:hAnsi="Times New Roman" w:cs="Times New Roman"/>
+          <w:sz w:val="24"/>
+          <w:szCs w:val="24"/>
+        </w:rPr>
+      </w:pPr>
+      <w:r>
+        <w:rPr>
+          <w:rFonts w:ascii="Times New Roman" w:hAnsi="Times New Roman" w:cs="Times New Roman"/>
+          <w:sz w:val="24"/>
+          <w:szCs w:val="24"/>
+        </w:rPr>
+        <w:t>A quinta fase incidiu sobre os testes funcionais e a correcção de erros. A sexta e última fase correspondeu à elaboração da documentação técnica.</w:t>
       </w:r>
     </w:p>
     <w:p>
@@ -8307,158 +8440,20 @@
           <w:szCs w:val="24"/>
         </w:rPr>
       </w:pPr>
-      <w:bookmarkStart w:id="8" w:name="_Toc232914703"/>
+      <w:bookmarkStart w:id="8" w:name="_Toc232914704"/>
       <w:r>
         <w:rPr>
           <w:rFonts w:ascii="Times New Roman" w:hAnsi="Times New Roman" w:cs="Times New Roman"/>
           <w:color w:val="auto"/>
           <w:szCs w:val="24"/>
         </w:rPr>
-        <w:t>4.1 Fases do Desenvolvimento</w:t>
+        <w:t>4.2 Ferramentas Utilizadas</w:t>
       </w:r>
       <w:bookmarkEnd w:id="8"/>
-    </w:p>
-    <w:p>
-      <w:pPr>
-        <w:pStyle w:val="SemEspaamento"/>
-        <w:spacing w:before="240" w:after="240" w:line="360" w:lineRule="auto"/>
-        <w:jc w:val="both"/>
-        <w:rPr>
-          <w:rFonts w:ascii="Times New Roman" w:hAnsi="Times New Roman" w:cs="Times New Roman"/>
-          <w:sz w:val="24"/>
-          <w:szCs w:val="24"/>
-        </w:rPr>
-      </w:pPr>
-      <w:r>
-        <w:rPr>
-          <w:rFonts w:ascii="Times New Roman" w:hAnsi="Times New Roman" w:cs="Times New Roman"/>
-          <w:sz w:val="24"/>
-          <w:szCs w:val="24"/>
-        </w:rPr>
-        <w:t xml:space="preserve">A primeira fase consistiu na análise do enunciado académico e no levantamento informal de requisitos junto da descrição do projecto 22. Nesta etapa foram identificadas as entidades principais do domínio, as suas relações, as operações esperadas e as regras de negócio que o sistema deveria implementar. </w:t>
-      </w:r>
-    </w:p>
-    <w:p>
-      <w:pPr>
-        <w:pStyle w:val="SemEspaamento"/>
-        <w:spacing w:before="240" w:after="240" w:line="360" w:lineRule="auto"/>
-        <w:jc w:val="both"/>
-        <w:rPr>
-          <w:rFonts w:ascii="Times New Roman" w:hAnsi="Times New Roman" w:cs="Times New Roman"/>
-          <w:sz w:val="24"/>
-          <w:szCs w:val="24"/>
-        </w:rPr>
-      </w:pPr>
-      <w:r>
-        <w:rPr>
-          <w:rFonts w:ascii="Times New Roman" w:hAnsi="Times New Roman" w:cs="Times New Roman"/>
-          <w:sz w:val="24"/>
-          <w:szCs w:val="24"/>
-        </w:rPr>
-        <w:t xml:space="preserve">A segunda fase centrou-se na modelação orientada a objectos: foram desenhadas as classes do domínio, definidas as interfaces contratuais, identificadas as excepções de negócio e elaborado o diagrama UML de classes. </w:t>
-      </w:r>
-    </w:p>
-    <w:p>
-      <w:pPr>
-        <w:pStyle w:val="SemEspaamento"/>
-        <w:spacing w:before="240" w:after="240" w:line="360" w:lineRule="auto"/>
-        <w:jc w:val="both"/>
-        <w:rPr>
-          <w:rFonts w:ascii="Times New Roman" w:hAnsi="Times New Roman" w:cs="Times New Roman"/>
-          <w:sz w:val="24"/>
-          <w:szCs w:val="24"/>
-        </w:rPr>
-      </w:pPr>
-      <w:r>
-        <w:rPr>
-          <w:rFonts w:ascii="Times New Roman" w:hAnsi="Times New Roman" w:cs="Times New Roman"/>
-          <w:sz w:val="24"/>
-          <w:szCs w:val="24"/>
-        </w:rPr>
-        <w:t>A terceira fase correspondeu à criação da b</w:t>
-      </w:r>
-      <w:r>
-        <w:rPr>
-          <w:rFonts w:ascii="Times New Roman" w:hAnsi="Times New Roman" w:cs="Times New Roman"/>
-          <w:sz w:val="24"/>
-          <w:szCs w:val="24"/>
-        </w:rPr>
-        <w:t xml:space="preserve">ase de dados MySQL </w:t>
-      </w:r>
-      <w:r>
-        <w:rPr>
-          <w:rFonts w:ascii="Times New Roman" w:hAnsi="Times New Roman" w:cs="Times New Roman"/>
-          <w:sz w:val="24"/>
-          <w:szCs w:val="24"/>
-        </w:rPr>
-        <w:t xml:space="preserve">o script SQL foi desenvolvido em paralelo com as classes do modelo, assegurando a correspondência directa entre entidades de domínio e tabelas relacionais. </w:t>
-      </w:r>
-    </w:p>
-    <w:p>
-      <w:pPr>
-        <w:pStyle w:val="SemEspaamento"/>
-        <w:spacing w:before="240" w:after="240" w:line="360" w:lineRule="auto"/>
-        <w:jc w:val="both"/>
-        <w:rPr>
-          <w:rFonts w:ascii="Times New Roman" w:hAnsi="Times New Roman" w:cs="Times New Roman"/>
-          <w:sz w:val="24"/>
-          <w:szCs w:val="24"/>
-        </w:rPr>
-      </w:pPr>
-      <w:r>
-        <w:rPr>
-          <w:rFonts w:ascii="Times New Roman" w:hAnsi="Times New Roman" w:cs="Times New Roman"/>
-          <w:sz w:val="24"/>
-          <w:szCs w:val="24"/>
-        </w:rPr>
-        <w:t xml:space="preserve">A quarta fase abrangeu a implementação do código-fonte em C#, começando pelos Models, depois pelos repositórios da DALL, pelos formulários Windows Forms. </w:t>
-      </w:r>
-    </w:p>
-    <w:p>
-      <w:pPr>
-        <w:pStyle w:val="SemEspaamento"/>
-        <w:spacing w:before="240" w:after="240" w:line="360" w:lineRule="auto"/>
-        <w:jc w:val="both"/>
-        <w:rPr>
-          <w:rFonts w:ascii="Times New Roman" w:hAnsi="Times New Roman" w:cs="Times New Roman"/>
-          <w:sz w:val="24"/>
-          <w:szCs w:val="24"/>
-        </w:rPr>
-      </w:pPr>
-      <w:r>
-        <w:rPr>
-          <w:rFonts w:ascii="Times New Roman" w:hAnsi="Times New Roman" w:cs="Times New Roman"/>
-          <w:sz w:val="24"/>
-          <w:szCs w:val="24"/>
-        </w:rPr>
-        <w:t>A quinta fase incidiu sobre os testes funcionais e a correcção de erros. A sexta e última fase correspondeu à elaboração da documentação técnica.</w:t>
-      </w:r>
-    </w:p>
-    <w:p>
-      <w:pPr>
-        <w:pStyle w:val="Subttulo"/>
-        <w:spacing w:line="360" w:lineRule="auto"/>
-        <w:outlineLvl w:val="1"/>
-        <w:rPr>
-          <w:rFonts w:ascii="Times New Roman" w:hAnsi="Times New Roman" w:cs="Times New Roman"/>
-          <w:color w:val="auto"/>
-          <w:szCs w:val="24"/>
-        </w:rPr>
-      </w:pPr>
-      <w:bookmarkStart w:id="9" w:name="_Toc232914704"/>
-      <w:r>
-        <w:rPr>
-          <w:rFonts w:ascii="Times New Roman" w:hAnsi="Times New Roman" w:cs="Times New Roman"/>
-          <w:color w:val="auto"/>
-          <w:szCs w:val="24"/>
-        </w:rPr>
-        <w:t>4.2 Ferramentas Utilizadas</w:t>
-      </w:r>
-      <w:bookmarkEnd w:id="9"/>
     </w:p>
     <w:tbl>
       <w:tblPr>
-        <w:tblStyle w:val="TabeladeGrelha4-Destaque5"/>
+        <w:tblStyle w:val="TabeladeGrade4-nfase5"/>
         <w:tblW w:w="9026" w:type="dxa"/>
         <w:tblLook w:val="0000" w:firstRow="0" w:lastRow="0" w:firstColumn="0" w:lastColumn="0" w:noHBand="0" w:noVBand="0"/>
       </w:tblPr>
@@ -8960,7 +8955,7 @@
           <w:szCs w:val="24"/>
         </w:rPr>
       </w:pPr>
-      <w:bookmarkStart w:id="10" w:name="_Toc232914705"/>
+      <w:bookmarkStart w:id="9" w:name="_Toc232914705"/>
       <w:r>
         <w:rPr>
           <w:rFonts w:ascii="Times New Roman" w:hAnsi="Times New Roman" w:cs="Times New Roman"/>
@@ -8968,11 +8963,103 @@
           <w:szCs w:val="24"/>
         </w:rPr>
         <w:t>4.3 Justificativa das Escolhas Tecnológicas</w:t>
+      </w:r>
+      <w:bookmarkEnd w:id="9"/>
+    </w:p>
+    <w:p>
+      <w:pPr>
+        <w:pStyle w:val="SemEspaamento"/>
+        <w:spacing w:before="240" w:after="240" w:line="360" w:lineRule="auto"/>
+        <w:jc w:val="both"/>
+        <w:rPr>
+          <w:rFonts w:ascii="Times New Roman" w:hAnsi="Times New Roman" w:cs="Times New Roman"/>
+          <w:sz w:val="24"/>
+          <w:szCs w:val="24"/>
+        </w:rPr>
+      </w:pPr>
+      <w:r>
+        <w:rPr>
+          <w:rFonts w:ascii="Times New Roman" w:hAnsi="Times New Roman" w:cs="Times New Roman"/>
+          <w:sz w:val="24"/>
+          <w:szCs w:val="24"/>
+        </w:rPr>
+        <w:t>A escolha do MySQL como SGBD decorreu da sua disponibilidade gratuita, da facilidade de instalação em ambiente Windows e da ampla compatibilidade com o conector MySql.Data. O ADO.NET foi preferido ao Entity Framework Core por permitir um controlo mais explícito das operações SQL, tornando mais transparente para fins pedagógicos a forma como cada operação CRUD é traduzida em instruções executadas sobre a base de dados. O padrão Repository foi adoptado para isolar o código SQL da lógica de negócio, promovendo a coesão e facilitando eventuais alterações de SGBD sem impacto nas camadas superiores.</w:t>
+      </w:r>
+    </w:p>
+    <w:p>
+      <w:pPr>
+        <w:rPr>
+          <w:rFonts w:ascii="Times New Roman" w:eastAsiaTheme="minorHAnsi" w:hAnsi="Times New Roman" w:cs="Times New Roman"/>
+          <w:color w:val="auto"/>
+          <w:szCs w:val="24"/>
+          <w:lang w:eastAsia="en-US"/>
+        </w:rPr>
+      </w:pPr>
+      <w:r>
+        <w:rPr>
+          <w:rFonts w:ascii="Times New Roman" w:hAnsi="Times New Roman" w:cs="Times New Roman"/>
+          <w:szCs w:val="24"/>
+        </w:rPr>
+        <w:br w:type="page"/>
+      </w:r>
+    </w:p>
+    <w:p>
+      <w:pPr>
+        <w:pStyle w:val="Ttulo"/>
+        <w:spacing w:before="240" w:after="240" w:line="360" w:lineRule="auto"/>
+        <w:outlineLvl w:val="0"/>
+        <w:rPr>
+          <w:rFonts w:ascii="Times New Roman" w:hAnsi="Times New Roman" w:cs="Times New Roman"/>
+          <w:b/>
+          <w:sz w:val="24"/>
+          <w:szCs w:val="24"/>
+        </w:rPr>
+      </w:pPr>
+      <w:bookmarkStart w:id="10" w:name="_Toc232914706"/>
+      <w:r>
+        <w:rPr>
+          <w:rFonts w:ascii="Times New Roman" w:hAnsi="Times New Roman" w:cs="Times New Roman"/>
+          <w:b/>
+          <w:sz w:val="24"/>
+          <w:szCs w:val="24"/>
+        </w:rPr>
+        <w:lastRenderedPageBreak/>
+        <w:t>5. LEVANTAMENTO E ANÁLISE DE REQUISITOS</w:t>
       </w:r>
       <w:bookmarkEnd w:id="10"/>
     </w:p>
     <w:p>
       <w:pPr>
+        <w:pStyle w:val="Subttulo"/>
+        <w:spacing w:line="360" w:lineRule="auto"/>
+        <w:outlineLvl w:val="1"/>
+        <w:rPr>
+          <w:rFonts w:ascii="Times New Roman" w:hAnsi="Times New Roman" w:cs="Times New Roman"/>
+          <w:color w:val="auto"/>
+          <w:szCs w:val="24"/>
+        </w:rPr>
+      </w:pPr>
+      <w:bookmarkStart w:id="11" w:name="_Toc232914707"/>
+      <w:r>
+        <w:rPr>
+          <w:rFonts w:ascii="Times New Roman" w:hAnsi="Times New Roman" w:cs="Times New Roman"/>
+          <w:color w:val="auto"/>
+          <w:szCs w:val="24"/>
+        </w:rPr>
+        <w:t xml:space="preserve">5.1. </w:t>
+      </w:r>
+      <w:r>
+        <w:rPr>
+          <w:rFonts w:ascii="Times New Roman" w:hAnsi="Times New Roman" w:cs="Times New Roman"/>
+          <w:color w:val="auto"/>
+          <w:szCs w:val="24"/>
+        </w:rPr>
+        <w:t>Requisitos Funcionais</w:t>
+      </w:r>
+      <w:bookmarkEnd w:id="11"/>
+    </w:p>
+    <w:p>
+      <w:pPr>
         <w:pStyle w:val="SemEspaamento"/>
         <w:spacing w:before="240" w:after="240" w:line="360" w:lineRule="auto"/>
         <w:jc w:val="both"/>
@@ -8988,105 +9075,22 @@
           <w:sz w:val="24"/>
           <w:szCs w:val="24"/>
         </w:rPr>
-        <w:t>A escolha do MySQL como SGBD decorreu da sua disponibilidade gratuita, da facilidade de instalação em ambiente Windows e da ampla compatibilidade com o conector MySql.Data. O ADO.NET foi preferido ao Entity Framework Core por permitir um controlo mais explícito das operações SQL, tornando mais transparente para fins pedagógicos a forma como cada operação CRUD é traduzida em instruções executadas sobre a base de dados. O padrão Repository foi adoptado para isolar o código SQL da lógica de negócio, promovendo a coesão e facilitando eventuais alterações de SGBD sem impacto nas camadas superiores.</w:t>
-      </w:r>
-    </w:p>
-    <w:p>
-      <w:pPr>
-        <w:rPr>
-          <w:rFonts w:ascii="Times New Roman" w:eastAsiaTheme="minorHAnsi" w:hAnsi="Times New Roman" w:cs="Times New Roman"/>
-          <w:color w:val="auto"/>
-          <w:szCs w:val="24"/>
-          <w:lang w:eastAsia="en-US"/>
-        </w:rPr>
-      </w:pPr>
-      <w:r>
-        <w:rPr>
-          <w:rFonts w:ascii="Times New Roman" w:hAnsi="Times New Roman" w:cs="Times New Roman"/>
-          <w:szCs w:val="24"/>
-        </w:rPr>
-        <w:br w:type="page"/>
-      </w:r>
-    </w:p>
-    <w:p>
-      <w:pPr>
-        <w:pStyle w:val="Ttulo"/>
-        <w:spacing w:before="240" w:after="240" w:line="360" w:lineRule="auto"/>
-        <w:outlineLvl w:val="0"/>
-        <w:rPr>
-          <w:rFonts w:ascii="Times New Roman" w:hAnsi="Times New Roman" w:cs="Times New Roman"/>
-          <w:b/>
-          <w:sz w:val="24"/>
-          <w:szCs w:val="24"/>
-        </w:rPr>
-      </w:pPr>
-      <w:bookmarkStart w:id="11" w:name="_Toc232914706"/>
-      <w:r>
-        <w:rPr>
-          <w:rFonts w:ascii="Times New Roman" w:hAnsi="Times New Roman" w:cs="Times New Roman"/>
-          <w:b/>
-          <w:sz w:val="24"/>
-          <w:szCs w:val="24"/>
-        </w:rPr>
-        <w:t>5. LEVANTAMENTO E ANÁLISE DE REQUISITOS</w:t>
-      </w:r>
-      <w:bookmarkEnd w:id="11"/>
-    </w:p>
-    <w:p>
-      <w:pPr>
-        <w:pStyle w:val="Subttulo"/>
-        <w:spacing w:line="360" w:lineRule="auto"/>
-        <w:outlineLvl w:val="1"/>
-        <w:rPr>
-          <w:rFonts w:ascii="Times New Roman" w:hAnsi="Times New Roman" w:cs="Times New Roman"/>
-          <w:color w:val="auto"/>
-          <w:szCs w:val="24"/>
-        </w:rPr>
-      </w:pPr>
-      <w:bookmarkStart w:id="12" w:name="_Toc232914707"/>
-      <w:r>
-        <w:rPr>
-          <w:rFonts w:ascii="Times New Roman" w:hAnsi="Times New Roman" w:cs="Times New Roman"/>
-          <w:color w:val="auto"/>
-          <w:szCs w:val="24"/>
-        </w:rPr>
-        <w:t xml:space="preserve">5.1. </w:t>
-      </w:r>
-      <w:r>
-        <w:rPr>
-          <w:rFonts w:ascii="Times New Roman" w:hAnsi="Times New Roman" w:cs="Times New Roman"/>
-          <w:color w:val="auto"/>
-          <w:szCs w:val="24"/>
-        </w:rPr>
-        <w:t>Requisitos Funcionais</w:t>
-      </w:r>
-      <w:bookmarkEnd w:id="12"/>
-    </w:p>
-    <w:p>
-      <w:pPr>
-        <w:pStyle w:val="SemEspaamento"/>
-        <w:spacing w:before="240" w:after="240" w:line="360" w:lineRule="auto"/>
-        <w:jc w:val="both"/>
-        <w:rPr>
-          <w:rFonts w:ascii="Times New Roman" w:hAnsi="Times New Roman" w:cs="Times New Roman"/>
-          <w:sz w:val="24"/>
-          <w:szCs w:val="24"/>
-        </w:rPr>
-      </w:pPr>
-      <w:r>
-        <w:rPr>
-          <w:rFonts w:ascii="Times New Roman" w:hAnsi="Times New Roman" w:cs="Times New Roman"/>
-          <w:sz w:val="24"/>
-          <w:szCs w:val="24"/>
-        </w:rPr>
         <w:t>Os requisitos funcionais que se seguem foram identificados a partir da proposta do docente (Projecto 22) e confirmados pela análise do código-fonte e da base de dados efectivamente implementados.</w:t>
       </w:r>
     </w:p>
     <w:tbl>
       <w:tblPr>
-        <w:tblStyle w:val="TabeladeGrelha4-Destaque5"/>
+        <w:tblStyle w:val="TabeladeGrade4-nfase5"/>
         <w:tblW w:w="9026" w:type="dxa"/>
         <w:jc w:val="center"/>
+        <w:tblBorders>
+          <w:top w:val="single" w:sz="4" w:space="0" w:color="auto"/>
+          <w:left w:val="single" w:sz="4" w:space="0" w:color="auto"/>
+          <w:bottom w:val="single" w:sz="4" w:space="0" w:color="auto"/>
+          <w:right w:val="single" w:sz="4" w:space="0" w:color="auto"/>
+          <w:insideH w:val="single" w:sz="4" w:space="0" w:color="auto"/>
+          <w:insideV w:val="single" w:sz="4" w:space="0" w:color="auto"/>
+        </w:tblBorders>
         <w:tblLook w:val="0000" w:firstRow="0" w:lastRow="0" w:firstColumn="0" w:lastColumn="0" w:noHBand="0" w:noVBand="0"/>
       </w:tblPr>
       <w:tblGrid>
@@ -10244,6 +10248,7 @@
                 <w:sz w:val="24"/>
                 <w:szCs w:val="24"/>
               </w:rPr>
+              <w:lastRenderedPageBreak/>
               <w:t>13</w:t>
             </w:r>
           </w:p>
@@ -10826,7 +10831,7 @@
           <w:szCs w:val="24"/>
         </w:rPr>
       </w:pPr>
-      <w:bookmarkStart w:id="13" w:name="_Toc232914708"/>
+      <w:bookmarkStart w:id="12" w:name="_Toc232914708"/>
       <w:r>
         <w:rPr>
           <w:rFonts w:ascii="Times New Roman" w:hAnsi="Times New Roman" w:cs="Times New Roman"/>
@@ -10835,7 +10840,7 @@
         </w:rPr>
         <w:t>5.2 Requisitos Não Funcionais</w:t>
       </w:r>
-      <w:bookmarkEnd w:id="13"/>
+      <w:bookmarkEnd w:id="12"/>
     </w:p>
     <w:p>
       <w:pPr>
@@ -10959,6 +10964,7 @@
           <w:sz w:val="24"/>
           <w:szCs w:val="24"/>
         </w:rPr>
+        <w:lastRenderedPageBreak/>
         <w:t>Desempenho Académico: o sistema deverá responder de forma célere no ambiente de desenvolvimento (consultas SQL sobre conjuntos de dados de demonstração com menos de 1 000 registos por tabela).</w:t>
       </w:r>
     </w:p>
@@ -10999,7 +11005,7 @@
           <w:szCs w:val="24"/>
         </w:rPr>
       </w:pPr>
-      <w:bookmarkStart w:id="14" w:name="_Toc232914709"/>
+      <w:bookmarkStart w:id="13" w:name="_Toc232914709"/>
       <w:r>
         <w:rPr>
           <w:rFonts w:ascii="Times New Roman" w:hAnsi="Times New Roman" w:cs="Times New Roman"/>
@@ -11008,6 +11014,64 @@
           <w:szCs w:val="24"/>
         </w:rPr>
         <w:t>6. MODELAGEM ORIENTADA A OBJECTOS DO SISTEMA</w:t>
+      </w:r>
+      <w:bookmarkEnd w:id="13"/>
+    </w:p>
+    <w:p>
+      <w:pPr>
+        <w:pStyle w:val="SemEspaamento"/>
+        <w:spacing w:before="240" w:after="240" w:line="360" w:lineRule="auto"/>
+        <w:jc w:val="both"/>
+        <w:rPr>
+          <w:rFonts w:ascii="Times New Roman" w:hAnsi="Times New Roman" w:cs="Times New Roman"/>
+          <w:sz w:val="24"/>
+          <w:szCs w:val="24"/>
+        </w:rPr>
+      </w:pPr>
+      <w:r>
+        <w:rPr>
+          <w:rFonts w:ascii="Times New Roman" w:hAnsi="Times New Roman" w:cs="Times New Roman"/>
+          <w:sz w:val="24"/>
+          <w:szCs w:val="24"/>
+        </w:rPr>
+        <w:t>O SGCA foi modelado segundo os princípios da Programação Orientada a Obj</w:t>
+      </w:r>
+      <w:r>
+        <w:rPr>
+          <w:rFonts w:ascii="Times New Roman" w:hAnsi="Times New Roman" w:cs="Times New Roman"/>
+          <w:sz w:val="24"/>
+          <w:szCs w:val="24"/>
+        </w:rPr>
+        <w:t xml:space="preserve">ectos, com atenção particular na ligação </w:t>
+      </w:r>
+      <w:r>
+        <w:rPr>
+          <w:rFonts w:ascii="Times New Roman" w:hAnsi="Times New Roman" w:cs="Times New Roman"/>
+          <w:sz w:val="24"/>
+          <w:szCs w:val="24"/>
+        </w:rPr>
+        <w:t>de cada classe, ao acoplamento controlado entre camadas e à utilização das funcionalidades da linguagem C# que expressam os conceitos fundamentais da POO: encapsulamento, interfaces, enumerações e composição.</w:t>
+      </w:r>
+    </w:p>
+    <w:p>
+      <w:pPr>
+        <w:pStyle w:val="Subttulo"/>
+        <w:spacing w:before="240" w:after="240" w:line="360" w:lineRule="auto"/>
+        <w:outlineLvl w:val="1"/>
+        <w:rPr>
+          <w:rFonts w:ascii="Times New Roman" w:hAnsi="Times New Roman" w:cs="Times New Roman"/>
+          <w:color w:val="auto"/>
+          <w:szCs w:val="24"/>
+        </w:rPr>
+      </w:pPr>
+      <w:bookmarkStart w:id="14" w:name="_Toc232914710"/>
+      <w:r>
+        <w:rPr>
+          <w:rFonts w:ascii="Times New Roman" w:hAnsi="Times New Roman" w:cs="Times New Roman"/>
+          <w:color w:val="auto"/>
+          <w:szCs w:val="24"/>
+        </w:rPr>
+        <w:t>6.1 Classes do Domínio (Models)</w:t>
       </w:r>
       <w:bookmarkEnd w:id="14"/>
     </w:p>
@@ -11028,71 +11092,21 @@
           <w:sz w:val="24"/>
           <w:szCs w:val="24"/>
         </w:rPr>
-        <w:t>O SGCA foi modelado segundo os princípios da Programação Orientada a Obj</w:t>
-      </w:r>
-      <w:r>
-        <w:rPr>
-          <w:rFonts w:ascii="Times New Roman" w:hAnsi="Times New Roman" w:cs="Times New Roman"/>
-          <w:sz w:val="24"/>
-          <w:szCs w:val="24"/>
-        </w:rPr>
-        <w:t xml:space="preserve">ectos, com atenção particular na ligação </w:t>
-      </w:r>
-      <w:r>
-        <w:rPr>
-          <w:rFonts w:ascii="Times New Roman" w:hAnsi="Times New Roman" w:cs="Times New Roman"/>
-          <w:sz w:val="24"/>
-          <w:szCs w:val="24"/>
-        </w:rPr>
-        <w:t>de cada classe, ao acoplamento controlado entre camadas e à utilização das funcionalidades da linguagem C# que expressam os conceitos fundamentais da POO: encapsulamento, interfaces, enumerações e composição.</w:t>
-      </w:r>
-    </w:p>
-    <w:p>
-      <w:pPr>
-        <w:pStyle w:val="Subttulo"/>
-        <w:spacing w:before="240" w:after="240" w:line="360" w:lineRule="auto"/>
-        <w:outlineLvl w:val="1"/>
-        <w:rPr>
-          <w:rFonts w:ascii="Times New Roman" w:hAnsi="Times New Roman" w:cs="Times New Roman"/>
-          <w:color w:val="auto"/>
-          <w:szCs w:val="24"/>
-        </w:rPr>
-      </w:pPr>
-      <w:bookmarkStart w:id="15" w:name="_Toc232914710"/>
-      <w:r>
-        <w:rPr>
-          <w:rFonts w:ascii="Times New Roman" w:hAnsi="Times New Roman" w:cs="Times New Roman"/>
-          <w:color w:val="auto"/>
-          <w:szCs w:val="24"/>
-        </w:rPr>
-        <w:t>6.1 Classes do Domínio (Models)</w:t>
-      </w:r>
-      <w:bookmarkEnd w:id="15"/>
-    </w:p>
-    <w:p>
-      <w:pPr>
-        <w:pStyle w:val="SemEspaamento"/>
-        <w:spacing w:before="240" w:after="240" w:line="360" w:lineRule="auto"/>
-        <w:jc w:val="both"/>
-        <w:rPr>
-          <w:rFonts w:ascii="Times New Roman" w:hAnsi="Times New Roman" w:cs="Times New Roman"/>
-          <w:sz w:val="24"/>
-          <w:szCs w:val="24"/>
-        </w:rPr>
-      </w:pPr>
-      <w:r>
-        <w:rPr>
-          <w:rFonts w:ascii="Times New Roman" w:hAnsi="Times New Roman" w:cs="Times New Roman"/>
-          <w:sz w:val="24"/>
-          <w:szCs w:val="24"/>
-        </w:rPr>
         <w:t>As classes do domínio residem na pasta Models e representam as entidades do negócio. Cada atributo é declarado como propriedade auto-implementada com os modificadores get e set adequados, garantindo o encapsulamento.</w:t>
       </w:r>
     </w:p>
     <w:tbl>
       <w:tblPr>
-        <w:tblStyle w:val="TabeladeGrelha4-Destaque5"/>
+        <w:tblStyle w:val="TabeladeGrade4-nfase5"/>
         <w:tblW w:w="9026" w:type="dxa"/>
+        <w:tblBorders>
+          <w:top w:val="single" w:sz="4" w:space="0" w:color="auto"/>
+          <w:left w:val="single" w:sz="4" w:space="0" w:color="auto"/>
+          <w:bottom w:val="single" w:sz="4" w:space="0" w:color="auto"/>
+          <w:right w:val="single" w:sz="4" w:space="0" w:color="auto"/>
+          <w:insideH w:val="single" w:sz="4" w:space="0" w:color="auto"/>
+          <w:insideV w:val="single" w:sz="4" w:space="0" w:color="auto"/>
+        </w:tblBorders>
         <w:tblLook w:val="0000" w:firstRow="0" w:lastRow="0" w:firstColumn="0" w:lastColumn="0" w:noHBand="0" w:noVBand="0"/>
       </w:tblPr>
       <w:tblGrid>
@@ -11387,7 +11401,16 @@
                 <w:sz w:val="24"/>
                 <w:szCs w:val="24"/>
               </w:rPr>
-              <w:t>Representa uma época agrícola (Chuvas ou Seca). Contém: Id, Nome, Tipo (enum TipoEpoca), Ano, DataInicio, DataFim e Encerrada. Implementa o método de comportamento Encerrar(), que verifica se a época já está encerrada e lança EpocaEncerradaException caso positivo.</w:t>
+              <w:t xml:space="preserve">Representa uma época agrícola (Chuvas ou Seca). Contém: Id, Nome, Tipo (enum TipoEpoca), Ano, DataInicio, DataFim e </w:t>
+            </w:r>
+            <w:r>
+              <w:rPr>
+                <w:rFonts w:ascii="Times New Roman" w:hAnsi="Times New Roman" w:cs="Times New Roman"/>
+                <w:sz w:val="24"/>
+                <w:szCs w:val="24"/>
+              </w:rPr>
+              <w:lastRenderedPageBreak/>
+              <w:t>Encerrada. Implementa o método de comportamento Encerrar(), que verifica se a época já está encerrada e lança EpocaEncerradaException caso positivo.</w:t>
             </w:r>
           </w:p>
         </w:tc>
@@ -11417,6 +11440,7 @@
                 <w:sz w:val="24"/>
                 <w:szCs w:val="24"/>
               </w:rPr>
+              <w:lastRenderedPageBreak/>
               <w:t>Entrega</w:t>
             </w:r>
           </w:p>
@@ -11749,7 +11773,7 @@
           <w:szCs w:val="24"/>
         </w:rPr>
       </w:pPr>
-      <w:bookmarkStart w:id="16" w:name="_Toc232914711"/>
+      <w:bookmarkStart w:id="15" w:name="_Toc232914711"/>
       <w:r>
         <w:rPr>
           <w:rFonts w:ascii="Times New Roman" w:hAnsi="Times New Roman" w:cs="Times New Roman"/>
@@ -11758,7 +11782,7 @@
         </w:rPr>
         <w:t>6.2 Interfaces</w:t>
       </w:r>
-      <w:bookmarkEnd w:id="16"/>
+      <w:bookmarkEnd w:id="15"/>
     </w:p>
     <w:p>
       <w:pPr>
@@ -11782,7 +11806,7 @@
     </w:p>
     <w:tbl>
       <w:tblPr>
-        <w:tblStyle w:val="TabeladeGrelha4-Destaque5"/>
+        <w:tblStyle w:val="TabeladeGrade4-nfase5"/>
         <w:tblW w:w="9026" w:type="dxa"/>
         <w:tblLook w:val="0000" w:firstRow="0" w:lastRow="0" w:firstColumn="0" w:lastColumn="0" w:noHBand="0" w:noVBand="0"/>
       </w:tblPr>
@@ -11904,7 +11928,16 @@
                 <w:sz w:val="24"/>
                 <w:szCs w:val="24"/>
               </w:rPr>
-              <w:t>Interface genérica com cinco métodos obrigatórios para qualquer repositório de acesso a dados: Inserir(T), ObterPorId(int), ObterTodos(), Actualizar(T) e Eliminar(int). Implementada concretamente pela classe EntregaRepository, garante que a camada DALL expõe um contrato uniforme para as operações CRUD básicas, independentemente da entidade gerida.</w:t>
+              <w:t xml:space="preserve">Interface genérica com cinco métodos obrigatórios para qualquer repositório de acesso a dados: Inserir(T), ObterPorId(int), ObterTodos(), Actualizar(T) e Eliminar(int). Implementada </w:t>
+            </w:r>
+            <w:r>
+              <w:rPr>
+                <w:rFonts w:ascii="Times New Roman" w:hAnsi="Times New Roman" w:cs="Times New Roman"/>
+                <w:sz w:val="24"/>
+                <w:szCs w:val="24"/>
+              </w:rPr>
+              <w:lastRenderedPageBreak/>
+              <w:t>concretamente pela classe EntregaRepository, garante que a camada DALL expõe um contrato uniforme para as operações CRUD básicas, independentemente da entidade gerida.</w:t>
             </w:r>
           </w:p>
         </w:tc>
@@ -11937,6 +11970,7 @@
                 <w:sz w:val="24"/>
                 <w:szCs w:val="24"/>
               </w:rPr>
+              <w:lastRenderedPageBreak/>
               <w:t>ICalculavelLucro</w:t>
             </w:r>
           </w:p>
@@ -11980,7 +12014,7 @@
           <w:szCs w:val="24"/>
         </w:rPr>
       </w:pPr>
-      <w:bookmarkStart w:id="17" w:name="_Toc232914712"/>
+      <w:bookmarkStart w:id="16" w:name="_Toc232914712"/>
       <w:r>
         <w:rPr>
           <w:rFonts w:ascii="Times New Roman" w:hAnsi="Times New Roman" w:cs="Times New Roman"/>
@@ -11988,6 +12022,48 @@
           <w:szCs w:val="24"/>
         </w:rPr>
         <w:t>6.3 Enumeração</w:t>
+      </w:r>
+      <w:bookmarkEnd w:id="16"/>
+    </w:p>
+    <w:p>
+      <w:pPr>
+        <w:pStyle w:val="SemEspaamento"/>
+        <w:spacing w:before="240" w:after="240" w:line="360" w:lineRule="auto"/>
+        <w:jc w:val="both"/>
+        <w:rPr>
+          <w:rFonts w:ascii="Times New Roman" w:hAnsi="Times New Roman" w:cs="Times New Roman"/>
+          <w:sz w:val="24"/>
+          <w:szCs w:val="24"/>
+        </w:rPr>
+      </w:pPr>
+      <w:r>
+        <w:rPr>
+          <w:rFonts w:ascii="Times New Roman" w:hAnsi="Times New Roman" w:cs="Times New Roman"/>
+          <w:sz w:val="24"/>
+          <w:szCs w:val="24"/>
+        </w:rPr>
+        <w:t>O namespace Enums define a enumeração TipoEpoca com dois valores literais: Chuvas (valor 1) e Seca (valor 2). Esta enumeração é utilizada na classe EpocaAgricola para classificar o tipo de época agrícola, reflectindo directamente a coluna tipo da tabela epocas_agricolas na base de dados, declarada como ENUM('Chuvas','Seca').</w:t>
+      </w:r>
+    </w:p>
+    <w:p>
+      <w:pPr>
+        <w:pStyle w:val="Subttulo"/>
+        <w:spacing w:before="240" w:after="240" w:line="360" w:lineRule="auto"/>
+        <w:outlineLvl w:val="1"/>
+        <w:rPr>
+          <w:rFonts w:ascii="Times New Roman" w:hAnsi="Times New Roman" w:cs="Times New Roman"/>
+          <w:color w:val="auto"/>
+          <w:szCs w:val="24"/>
+        </w:rPr>
+      </w:pPr>
+      <w:bookmarkStart w:id="17" w:name="_Toc232914713"/>
+      <w:r>
+        <w:rPr>
+          <w:rFonts w:ascii="Times New Roman" w:hAnsi="Times New Roman" w:cs="Times New Roman"/>
+          <w:color w:val="auto"/>
+          <w:szCs w:val="24"/>
+        </w:rPr>
+        <w:t>6.4 Excepções Personalizadas</w:t>
       </w:r>
       <w:bookmarkEnd w:id="17"/>
     </w:p>
@@ -12008,60 +12084,18 @@
           <w:sz w:val="24"/>
           <w:szCs w:val="24"/>
         </w:rPr>
-        <w:t>O namespace Enums define a enumeração TipoEpoca com dois valores literais: Chuvas (valor 1) e Seca (valor 2). Esta enumeração é utilizada na classe EpocaAgricola para classificar o tipo de época agrícola, reflectindo directamente a coluna tipo da tabela epocas_agricolas na base de dados, declarada como ENUM('Chuvas','Seca').</w:t>
-      </w:r>
-    </w:p>
-    <w:p>
-      <w:pPr>
-        <w:pStyle w:val="Subttulo"/>
-        <w:spacing w:before="240" w:after="240" w:line="360" w:lineRule="auto"/>
-        <w:outlineLvl w:val="1"/>
-        <w:rPr>
-          <w:rFonts w:ascii="Times New Roman" w:hAnsi="Times New Roman" w:cs="Times New Roman"/>
-          <w:color w:val="auto"/>
-          <w:szCs w:val="24"/>
-        </w:rPr>
-      </w:pPr>
-      <w:bookmarkStart w:id="18" w:name="_Toc232914713"/>
-      <w:r>
-        <w:rPr>
-          <w:rFonts w:ascii="Times New Roman" w:hAnsi="Times New Roman" w:cs="Times New Roman"/>
-          <w:color w:val="auto"/>
-          <w:szCs w:val="24"/>
-        </w:rPr>
-        <w:t>6.4 Excepções Personalizadas</w:t>
-      </w:r>
-      <w:bookmarkEnd w:id="18"/>
-    </w:p>
-    <w:p>
-      <w:pPr>
-        <w:pStyle w:val="SemEspaamento"/>
-        <w:spacing w:before="240" w:after="240" w:line="360" w:lineRule="auto"/>
-        <w:jc w:val="both"/>
-        <w:rPr>
-          <w:rFonts w:ascii="Times New Roman" w:hAnsi="Times New Roman" w:cs="Times New Roman"/>
-          <w:sz w:val="24"/>
-          <w:szCs w:val="24"/>
-        </w:rPr>
-      </w:pPr>
-      <w:r>
-        <w:rPr>
-          <w:rFonts w:ascii="Times New Roman" w:hAnsi="Times New Roman" w:cs="Times New Roman"/>
-          <w:sz w:val="24"/>
-          <w:szCs w:val="24"/>
-        </w:rPr>
         <w:t>O sistema define cinco classes de excepção personalizadas, todas derivadas de System.Exception, agrupadas no namespace Exceptions:</w:t>
       </w:r>
     </w:p>
     <w:tbl>
       <w:tblPr>
-        <w:tblStyle w:val="TabeladeGrelha4-Destaque5"/>
-        <w:tblW w:w="9026" w:type="dxa"/>
+        <w:tblStyle w:val="TabeladeGrade4-nfase5"/>
+        <w:tblW w:w="0" w:type="auto"/>
         <w:tblLook w:val="0000" w:firstRow="0" w:lastRow="0" w:firstColumn="0" w:lastColumn="0" w:noHBand="0" w:noVBand="0"/>
       </w:tblPr>
       <w:tblGrid>
-        <w:gridCol w:w="4400"/>
-        <w:gridCol w:w="4626"/>
+        <w:gridCol w:w="4376"/>
+        <w:gridCol w:w="4820"/>
       </w:tblGrid>
       <w:tr>
         <w:trPr>
@@ -12070,7 +12104,7 @@
         <w:tc>
           <w:tcPr>
             <w:cnfStyle w:val="000010000000" w:firstRow="0" w:lastRow="0" w:firstColumn="0" w:lastColumn="0" w:oddVBand="1" w:evenVBand="0" w:oddHBand="0" w:evenHBand="0" w:firstRowFirstColumn="0" w:firstRowLastColumn="0" w:lastRowFirstColumn="0" w:lastRowLastColumn="0"/>
-            <w:tcW w:w="4400" w:type="dxa"/>
+            <w:tcW w:w="0" w:type="auto"/>
             <w:shd w:val="clear" w:color="auto" w:fill="1F3864" w:themeFill="accent5" w:themeFillShade="80"/>
           </w:tcPr>
           <w:p>
@@ -12098,7 +12132,7 @@
         </w:tc>
         <w:tc>
           <w:tcPr>
-            <w:tcW w:w="4626" w:type="dxa"/>
+            <w:tcW w:w="0" w:type="auto"/>
             <w:shd w:val="clear" w:color="auto" w:fill="1F3864" w:themeFill="accent5" w:themeFillShade="80"/>
           </w:tcPr>
           <w:p>
@@ -12130,7 +12164,7 @@
         <w:tc>
           <w:tcPr>
             <w:cnfStyle w:val="000010000000" w:firstRow="0" w:lastRow="0" w:firstColumn="0" w:lastColumn="0" w:oddVBand="1" w:evenVBand="0" w:oddHBand="0" w:evenHBand="0" w:firstRowFirstColumn="0" w:firstRowLastColumn="0" w:lastRowFirstColumn="0" w:lastRowLastColumn="0"/>
-            <w:tcW w:w="4400" w:type="dxa"/>
+            <w:tcW w:w="0" w:type="auto"/>
           </w:tcPr>
           <w:p>
             <w:pPr>
@@ -12157,7 +12191,7 @@
         </w:tc>
         <w:tc>
           <w:tcPr>
-            <w:tcW w:w="4626" w:type="dxa"/>
+            <w:tcW w:w="0" w:type="auto"/>
           </w:tcPr>
           <w:p>
             <w:pPr>
@@ -12189,7 +12223,7 @@
         <w:tc>
           <w:tcPr>
             <w:cnfStyle w:val="000010000000" w:firstRow="0" w:lastRow="0" w:firstColumn="0" w:lastColumn="0" w:oddVBand="1" w:evenVBand="0" w:oddHBand="0" w:evenHBand="0" w:firstRowFirstColumn="0" w:firstRowLastColumn="0" w:lastRowFirstColumn="0" w:lastRowLastColumn="0"/>
-            <w:tcW w:w="4400" w:type="dxa"/>
+            <w:tcW w:w="0" w:type="auto"/>
           </w:tcPr>
           <w:p>
             <w:pPr>
@@ -12216,7 +12250,7 @@
         </w:tc>
         <w:tc>
           <w:tcPr>
-            <w:tcW w:w="4626" w:type="dxa"/>
+            <w:tcW w:w="0" w:type="auto"/>
           </w:tcPr>
           <w:p>
             <w:pPr>
@@ -12236,7 +12270,16 @@
                 <w:sz w:val="24"/>
                 <w:szCs w:val="24"/>
               </w:rPr>
-              <w:t>Lançada pelo método Encerrar() da classe EpocaAgricola e pelo GestorCooperativa.EncerrarEpoca() quando se tenta operar sobre uma época já encerrada. Possui construtores com nome da época e com mensagem + excepção interna.</w:t>
+              <w:t xml:space="preserve">Lançada pelo método Encerrar() da classe EpocaAgricola e pelo GestorCooperativa.EncerrarEpoca() quando se tenta operar sobre uma época já encerrada. </w:t>
+            </w:r>
+            <w:r>
+              <w:rPr>
+                <w:rFonts w:ascii="Times New Roman" w:hAnsi="Times New Roman" w:cs="Times New Roman"/>
+                <w:sz w:val="24"/>
+                <w:szCs w:val="24"/>
+              </w:rPr>
+              <w:lastRenderedPageBreak/>
+              <w:t>Possui construtores com nome da época e com mensagem + excepção interna.</w:t>
             </w:r>
           </w:p>
         </w:tc>
@@ -12245,7 +12288,7 @@
         <w:tc>
           <w:tcPr>
             <w:cnfStyle w:val="000010000000" w:firstRow="0" w:lastRow="0" w:firstColumn="0" w:lastColumn="0" w:oddVBand="1" w:evenVBand="0" w:oddHBand="0" w:evenHBand="0" w:firstRowFirstColumn="0" w:firstRowLastColumn="0" w:lastRowFirstColumn="0" w:lastRowLastColumn="0"/>
-            <w:tcW w:w="4400" w:type="dxa"/>
+            <w:tcW w:w="0" w:type="auto"/>
           </w:tcPr>
           <w:p>
             <w:pPr>
@@ -12266,13 +12309,14 @@
                 <w:sz w:val="24"/>
                 <w:szCs w:val="24"/>
               </w:rPr>
+              <w:lastRenderedPageBreak/>
               <w:t>PrecoNaoDefinidoException</w:t>
             </w:r>
           </w:p>
         </w:tc>
         <w:tc>
           <w:tcPr>
-            <w:tcW w:w="4626" w:type="dxa"/>
+            <w:tcW w:w="0" w:type="auto"/>
           </w:tcPr>
           <w:p>
             <w:pPr>
@@ -12304,7 +12348,7 @@
         <w:tc>
           <w:tcPr>
             <w:cnfStyle w:val="000010000000" w:firstRow="0" w:lastRow="0" w:firstColumn="0" w:lastColumn="0" w:oddVBand="1" w:evenVBand="0" w:oddHBand="0" w:evenHBand="0" w:firstRowFirstColumn="0" w:firstRowLastColumn="0" w:lastRowFirstColumn="0" w:lastRowLastColumn="0"/>
-            <w:tcW w:w="4400" w:type="dxa"/>
+            <w:tcW w:w="0" w:type="auto"/>
           </w:tcPr>
           <w:p>
             <w:pPr>
@@ -12331,7 +12375,7 @@
         </w:tc>
         <w:tc>
           <w:tcPr>
-            <w:tcW w:w="4626" w:type="dxa"/>
+            <w:tcW w:w="0" w:type="auto"/>
           </w:tcPr>
           <w:p>
             <w:pPr>
@@ -12360,7 +12404,7 @@
         <w:tc>
           <w:tcPr>
             <w:cnfStyle w:val="000010000000" w:firstRow="0" w:lastRow="0" w:firstColumn="0" w:lastColumn="0" w:oddVBand="1" w:evenVBand="0" w:oddHBand="0" w:evenHBand="0" w:firstRowFirstColumn="0" w:firstRowLastColumn="0" w:lastRowFirstColumn="0" w:lastRowLastColumn="0"/>
-            <w:tcW w:w="4400" w:type="dxa"/>
+            <w:tcW w:w="0" w:type="auto"/>
           </w:tcPr>
           <w:p>
             <w:pPr>
@@ -12387,7 +12431,7 @@
         </w:tc>
         <w:tc>
           <w:tcPr>
-            <w:tcW w:w="4626" w:type="dxa"/>
+            <w:tcW w:w="0" w:type="auto"/>
           </w:tcPr>
           <w:p>
             <w:pPr>
@@ -12440,7 +12484,7 @@
           <w:szCs w:val="24"/>
         </w:rPr>
       </w:pPr>
-      <w:bookmarkStart w:id="19" w:name="_Toc232914714"/>
+      <w:bookmarkStart w:id="18" w:name="_Toc232914714"/>
       <w:r>
         <w:rPr>
           <w:rFonts w:ascii="Times New Roman" w:hAnsi="Times New Roman" w:cs="Times New Roman"/>
@@ -12448,6 +12492,70 @@
           <w:szCs w:val="24"/>
         </w:rPr>
         <w:t>6.5 Aplicação dos Princípios de POO</w:t>
+      </w:r>
+      <w:bookmarkEnd w:id="18"/>
+    </w:p>
+    <w:p>
+      <w:pPr>
+        <w:pStyle w:val="SemEspaamento"/>
+        <w:spacing w:before="240" w:after="240" w:line="360" w:lineRule="auto"/>
+        <w:jc w:val="both"/>
+        <w:rPr>
+          <w:rFonts w:ascii="Times New Roman" w:hAnsi="Times New Roman" w:cs="Times New Roman"/>
+          <w:sz w:val="24"/>
+          <w:szCs w:val="24"/>
+        </w:rPr>
+      </w:pPr>
+      <w:r>
+        <w:rPr>
+          <w:rFonts w:ascii="Times New Roman" w:hAnsi="Times New Roman" w:cs="Times New Roman"/>
+          <w:sz w:val="24"/>
+          <w:szCs w:val="24"/>
+        </w:rPr>
+        <w:t>O encapsulamento é assegurado de forma consistente em todas as classes do domínio: todos os atributos são expostos exclusivamente como propriedades auto-implementadas com modificadores de acesso adequados. Não existem campos públicos no projecto.</w:t>
+      </w:r>
+    </w:p>
+    <w:p>
+      <w:pPr>
+        <w:pStyle w:val="SemEspaamento"/>
+        <w:spacing w:before="240" w:after="240" w:line="360" w:lineRule="auto"/>
+        <w:jc w:val="both"/>
+        <w:rPr>
+          <w:rFonts w:ascii="Times New Roman" w:hAnsi="Times New Roman" w:cs="Times New Roman"/>
+          <w:sz w:val="24"/>
+          <w:szCs w:val="24"/>
+        </w:rPr>
+      </w:pPr>
+      <w:r>
+        <w:rPr>
+          <w:rFonts w:ascii="Times New Roman" w:hAnsi="Times New Roman" w:cs="Times New Roman"/>
+          <w:sz w:val="24"/>
+          <w:szCs w:val="24"/>
+        </w:rPr>
+        <w:t>A composição é visível na relação entre GestorCooperativa e os repositórios da DALL: o gestor contém instâncias privadas de CooperativistaRepository, EntregaRepository, PrecoRepository, DistribuicaoRepository, EpocaRepository e ComercializacaoRepository, criadas por composição directa no construtor. O ciclo de vida dos repositórios é assim dependente do ciclo de vida do gestor, o que configura uma relação de composição.</w:t>
+      </w:r>
+    </w:p>
+    <w:p>
+      <w:pPr>
+        <w:pStyle w:val="Ttulo"/>
+        <w:spacing w:before="240" w:after="240" w:line="360" w:lineRule="auto"/>
+        <w:outlineLvl w:val="0"/>
+        <w:rPr>
+          <w:rFonts w:ascii="Times New Roman" w:hAnsi="Times New Roman" w:cs="Times New Roman"/>
+          <w:b/>
+          <w:sz w:val="24"/>
+          <w:szCs w:val="24"/>
+        </w:rPr>
+      </w:pPr>
+      <w:bookmarkStart w:id="19" w:name="_Toc232914715"/>
+      <w:r>
+        <w:rPr>
+          <w:rFonts w:ascii="Times New Roman" w:hAnsi="Times New Roman" w:cs="Times New Roman"/>
+          <w:b/>
+          <w:sz w:val="24"/>
+          <w:szCs w:val="24"/>
+        </w:rPr>
+        <w:t>7. DIAGRAMA DE CLASSES UML</w:t>
       </w:r>
       <w:bookmarkEnd w:id="19"/>
     </w:p>
@@ -12468,7 +12576,8 @@
           <w:sz w:val="24"/>
           <w:szCs w:val="24"/>
         </w:rPr>
-        <w:t>O encapsulamento é assegurado de forma consistente em todas as classes do domínio: todos os atributos são expostos exclusivamente como propriedades auto-implementadas com modificadores de acesso adequados. Não existem campos públicos no projecto.</w:t>
+        <w:lastRenderedPageBreak/>
+        <w:t>O diagrama de classes UML constitui a representação estática da arquitectura orientada a objectos do SGCA. Apresenta as principais classes do sistema, os seus atributos e métodos com modificadores de acesso, as relações de associação, composição e realização de interfaces, bem como as multiplicidades de cada ligação.</w:t>
       </w:r>
     </w:p>
     <w:p>
@@ -12478,70 +12587,6 @@
         <w:jc w:val="both"/>
         <w:rPr>
           <w:rFonts w:ascii="Times New Roman" w:hAnsi="Times New Roman" w:cs="Times New Roman"/>
-          <w:sz w:val="24"/>
-          <w:szCs w:val="24"/>
-        </w:rPr>
-      </w:pPr>
-      <w:r>
-        <w:rPr>
-          <w:rFonts w:ascii="Times New Roman" w:hAnsi="Times New Roman" w:cs="Times New Roman"/>
-          <w:sz w:val="24"/>
-          <w:szCs w:val="24"/>
-        </w:rPr>
-        <w:t>A composição é visível na relação entre GestorCooperativa e os repositórios da DALL: o gestor contém instâncias privadas de CooperativistaRepository, EntregaRepository, PrecoRepository, DistribuicaoRepository, EpocaRepository e ComercializacaoRepository, criadas por composição directa no construtor. O ciclo de vida dos repositórios é assim dependente do ciclo de vida do gestor, o que configura uma relação de composição.</w:t>
-      </w:r>
-    </w:p>
-    <w:p>
-      <w:pPr>
-        <w:pStyle w:val="Ttulo"/>
-        <w:spacing w:before="240" w:after="240" w:line="360" w:lineRule="auto"/>
-        <w:outlineLvl w:val="0"/>
-        <w:rPr>
-          <w:rFonts w:ascii="Times New Roman" w:hAnsi="Times New Roman" w:cs="Times New Roman"/>
-          <w:b/>
-          <w:sz w:val="24"/>
-          <w:szCs w:val="24"/>
-        </w:rPr>
-      </w:pPr>
-      <w:bookmarkStart w:id="20" w:name="_Toc232914715"/>
-      <w:r>
-        <w:rPr>
-          <w:rFonts w:ascii="Times New Roman" w:hAnsi="Times New Roman" w:cs="Times New Roman"/>
-          <w:b/>
-          <w:sz w:val="24"/>
-          <w:szCs w:val="24"/>
-        </w:rPr>
-        <w:t>7. DIAGRAMA DE CLASSES UML</w:t>
-      </w:r>
-      <w:bookmarkEnd w:id="20"/>
-    </w:p>
-    <w:p>
-      <w:pPr>
-        <w:pStyle w:val="SemEspaamento"/>
-        <w:spacing w:before="240" w:after="240" w:line="360" w:lineRule="auto"/>
-        <w:jc w:val="both"/>
-        <w:rPr>
-          <w:rFonts w:ascii="Times New Roman" w:hAnsi="Times New Roman" w:cs="Times New Roman"/>
-          <w:sz w:val="24"/>
-          <w:szCs w:val="24"/>
-        </w:rPr>
-      </w:pPr>
-      <w:r>
-        <w:rPr>
-          <w:rFonts w:ascii="Times New Roman" w:hAnsi="Times New Roman" w:cs="Times New Roman"/>
-          <w:sz w:val="24"/>
-          <w:szCs w:val="24"/>
-        </w:rPr>
-        <w:t>O diagrama de classes UML constitui a representação estática da arquitectura orientada a objectos do SGCA. Apresenta as principais classes do sistema, os seus atributos e métodos com modificadores de acesso, as relações de associação, composição e realização de interfaces, bem como as multiplicidades de cada ligação.</w:t>
-      </w:r>
-    </w:p>
-    <w:p>
-      <w:pPr>
-        <w:pStyle w:val="SemEspaamento"/>
-        <w:spacing w:before="240" w:after="240" w:line="360" w:lineRule="auto"/>
-        <w:jc w:val="both"/>
-        <w:rPr>
-          <w:rFonts w:ascii="Times New Roman" w:hAnsi="Times New Roman" w:cs="Times New Roman"/>
           <w:noProof/>
           <w:sz w:val="24"/>
           <w:szCs w:val="24"/>
@@ -12554,7 +12599,7 @@
           <w:noProof/>
           <w:sz w:val="24"/>
           <w:szCs w:val="24"/>
-          <w:lang w:eastAsia="pt-BR"/>
+          <w:lang w:val="en-US"/>
         </w:rPr>
         <w:drawing>
           <wp:inline distT="0" distB="0" distL="0" distR="0" wp14:anchorId="36B95C93" wp14:editId="0021460D">
@@ -12604,7 +12649,7 @@
           <w:szCs w:val="24"/>
         </w:rPr>
       </w:pPr>
-      <w:bookmarkStart w:id="21" w:name="_Toc232914716"/>
+      <w:bookmarkStart w:id="20" w:name="_Toc232914716"/>
       <w:r>
         <w:rPr>
           <w:rFonts w:ascii="Times New Roman" w:hAnsi="Times New Roman" w:cs="Times New Roman"/>
@@ -12620,6 +12665,7 @@
           <w:noProof/>
           <w:sz w:val="24"/>
           <w:szCs w:val="24"/>
+          <w:lang w:val="en-US" w:eastAsia="en-US"/>
         </w:rPr>
         <w:drawing>
           <wp:anchor distT="0" distB="0" distL="114300" distR="114300" simplePos="0" relativeHeight="251662336" behindDoc="0" locked="0" layoutInCell="1" allowOverlap="1" wp14:anchorId="1789219D" wp14:editId="735ECE8D">
@@ -12677,7 +12723,7 @@
           </wp:anchor>
         </w:drawing>
       </w:r>
-      <w:bookmarkEnd w:id="21"/>
+      <w:bookmarkEnd w:id="20"/>
     </w:p>
     <w:p>
       <w:pPr>
@@ -12715,7 +12761,7 @@
           <w:szCs w:val="24"/>
         </w:rPr>
       </w:pPr>
-      <w:bookmarkStart w:id="22" w:name="_Toc232914717"/>
+      <w:bookmarkStart w:id="21" w:name="_Toc232914717"/>
       <w:r>
         <w:rPr>
           <w:rFonts w:ascii="Times New Roman" w:hAnsi="Times New Roman" w:cs="Times New Roman"/>
@@ -12723,7 +12769,9 @@
           <w:noProof/>
           <w:sz w:val="24"/>
           <w:szCs w:val="24"/>
-        </w:rPr>
+          <w:lang w:val="en-US" w:eastAsia="en-US"/>
+        </w:rPr>
+        <w:lastRenderedPageBreak/>
         <w:drawing>
           <wp:anchor distT="0" distB="0" distL="114300" distR="114300" simplePos="0" relativeHeight="251664384" behindDoc="0" locked="0" layoutInCell="1" allowOverlap="1" wp14:anchorId="30A828B7" wp14:editId="3E2EBC19">
             <wp:simplePos x="0" y="0"/>
@@ -12787,9 +12835,20 @@
           <w:sz w:val="24"/>
           <w:szCs w:val="24"/>
         </w:rPr>
-        <w:t>DIAGRAMA DE CASO DE COMUNICAÇÃO</w:t>
-      </w:r>
+        <w:t xml:space="preserve">DIAGRAMA </w:t>
+      </w:r>
+      <w:bookmarkStart w:id="22" w:name="_GoBack"/>
       <w:bookmarkEnd w:id="22"/>
+      <w:r>
+        <w:rPr>
+          <w:rFonts w:ascii="Times New Roman" w:hAnsi="Times New Roman" w:cs="Times New Roman"/>
+          <w:b/>
+          <w:sz w:val="24"/>
+          <w:szCs w:val="24"/>
+        </w:rPr>
+        <w:t>DE COMUNICAÇÃO</w:t>
+      </w:r>
+      <w:bookmarkEnd w:id="21"/>
     </w:p>
     <w:p>
       <w:pPr>
@@ -12849,7 +12908,7 @@
     </w:p>
     <w:tbl>
       <w:tblPr>
-        <w:tblStyle w:val="TabeladeGrelha4-Destaque5"/>
+        <w:tblStyle w:val="TabeladeGrade4-nfase5"/>
         <w:tblW w:w="9026" w:type="dxa"/>
         <w:tblLook w:val="0000" w:firstRow="0" w:lastRow="0" w:firstColumn="0" w:lastColumn="0" w:noHBand="0" w:noVBand="0"/>
       </w:tblPr>
@@ -13145,7 +13204,16 @@
                 <w:sz w:val="24"/>
                 <w:szCs w:val="24"/>
               </w:rPr>
-              <w:t>Excepções de negócio personalizadas. Contém: CooperativistaNaoEncontradaException, EpocaEncerradaException, PrecoNaoDefinidoException, QuantidadeInvalidaException e QuotaInvalidaException.</w:t>
+              <w:t xml:space="preserve">Excepções de negócio personalizadas. Contém: CooperativistaNaoEncontradaException, </w:t>
+            </w:r>
+            <w:r>
+              <w:rPr>
+                <w:rFonts w:ascii="Times New Roman" w:hAnsi="Times New Roman" w:cs="Times New Roman"/>
+                <w:sz w:val="24"/>
+                <w:szCs w:val="24"/>
+              </w:rPr>
+              <w:lastRenderedPageBreak/>
+              <w:t>EpocaEncerradaException, PrecoNaoDefinidoException, QuantidadeInvalidaException e QuotaInvalidaException.</w:t>
             </w:r>
           </w:p>
         </w:tc>
@@ -13175,6 +13243,7 @@
                 <w:sz w:val="24"/>
                 <w:szCs w:val="24"/>
               </w:rPr>
+              <w:lastRenderedPageBreak/>
               <w:t>DALL/</w:t>
             </w:r>
           </w:p>
@@ -13464,6 +13533,7 @@
                 <w:sz w:val="24"/>
                 <w:szCs w:val="24"/>
               </w:rPr>
+              <w:lastRenderedPageBreak/>
               <w:t>Program.cs</w:t>
             </w:r>
           </w:p>
@@ -13564,7 +13634,7 @@
     </w:p>
     <w:tbl>
       <w:tblPr>
-        <w:tblStyle w:val="TabeladeGrelha4-Destaque5"/>
+        <w:tblStyle w:val="TabeladeGrade4-nfase5"/>
         <w:tblW w:w="9026" w:type="dxa"/>
         <w:tblLook w:val="0000" w:firstRow="0" w:lastRow="0" w:firstColumn="0" w:lastColumn="0" w:noHBand="0" w:noVBand="0"/>
       </w:tblPr>
@@ -13975,7 +14045,16 @@
                 <w:sz w:val="24"/>
                 <w:szCs w:val="24"/>
               </w:rPr>
-              <w:t>Define preços unitários por produto e época. Campos: id (PK), produto_id (FK), epoca_id (FK), preco_unitario (DECIMAL 10,2), data_definicao. Restrição UNIQUE(produto_id, epoca_id) impede preços duplicados.</w:t>
+              <w:t xml:space="preserve">Define preços unitários por produto e época. Campos: id (PK), produto_id (FK), epoca_id (FK), preco_unitario (DECIMAL </w:t>
+            </w:r>
+            <w:r>
+              <w:rPr>
+                <w:rFonts w:ascii="Times New Roman" w:hAnsi="Times New Roman" w:cs="Times New Roman"/>
+                <w:sz w:val="24"/>
+                <w:szCs w:val="24"/>
+              </w:rPr>
+              <w:lastRenderedPageBreak/>
+              <w:t>10,2), data_definicao. Restrição UNIQUE(produto_id, epoca_id) impede preços duplicados.</w:t>
             </w:r>
           </w:p>
         </w:tc>
@@ -14005,6 +14084,7 @@
                 <w:sz w:val="24"/>
                 <w:szCs w:val="24"/>
               </w:rPr>
+              <w:lastRenderedPageBreak/>
               <w:t>comercializacoes</w:t>
             </w:r>
           </w:p>
@@ -14235,7 +14315,7 @@
     </w:p>
     <w:tbl>
       <w:tblPr>
-        <w:tblStyle w:val="TabeladeGrelha4-Destaque5"/>
+        <w:tblStyle w:val="TabeladeGrade4-nfase5"/>
         <w:tblW w:w="9026" w:type="dxa"/>
         <w:tblLook w:val="0000" w:firstRow="0" w:lastRow="0" w:firstColumn="0" w:lastColumn="0" w:noHBand="0" w:noVBand="0"/>
       </w:tblPr>
@@ -14923,6 +15003,7 @@
           <w:sz w:val="24"/>
           <w:szCs w:val="24"/>
         </w:rPr>
+        <w:lastRenderedPageBreak/>
         <w:t>O SGCA é composto por treze formulários Windows Forms organizados segundo um padrão MDI (Multiple Document Interface), com o FrmPrincipal como janela pai. A navegação entre módulos é realizada a partir do menu de barras e dos botões de atalho disponíveis no painel de dashboard. Cada formulário filho é aberto dentro da área de trabalho do MDI e, quando fechado, o dashboard é automaticamente recarregado para reflectir as alterações efectuadas.</w:t>
       </w:r>
     </w:p>
@@ -15001,7 +15082,7 @@
           <w:noProof/>
           <w:sz w:val="24"/>
           <w:szCs w:val="24"/>
-          <w:lang w:eastAsia="pt-BR"/>
+          <w:lang w:val="en-US"/>
         </w:rPr>
         <w:drawing>
           <wp:inline distT="0" distB="0" distL="0" distR="0" wp14:anchorId="7BC3B505" wp14:editId="43B40B99">
@@ -15113,8 +15194,9 @@
           <w:noProof/>
           <w:sz w:val="24"/>
           <w:szCs w:val="24"/>
-          <w:lang w:eastAsia="pt-BR"/>
-        </w:rPr>
+          <w:lang w:val="en-US"/>
+        </w:rPr>
+        <w:lastRenderedPageBreak/>
         <w:drawing>
           <wp:inline distT="0" distB="0" distL="0" distR="0" wp14:anchorId="6D3A5363" wp14:editId="5593412B">
             <wp:extent cx="5153025" cy="1971675"/>
@@ -15241,7 +15323,7 @@
           <w:noProof/>
           <w:sz w:val="24"/>
           <w:szCs w:val="24"/>
-          <w:lang w:eastAsia="pt-BR"/>
+          <w:lang w:val="en-US"/>
         </w:rPr>
         <w:drawing>
           <wp:inline distT="0" distB="0" distL="0" distR="0" wp14:anchorId="1367D7AE" wp14:editId="7854B4CF">
@@ -15391,6 +15473,7 @@
           <w:sz w:val="24"/>
           <w:szCs w:val="24"/>
         </w:rPr>
+        <w:lastRenderedPageBreak/>
         <w:t>O FrmPrecos permite definir e consultar os preços unitários de comercialização por produto e por época. A interface apresenta uma grelha com os preços existentes e permite adicionar ou actualizar pre</w:t>
       </w:r>
       <w:r>
@@ -15497,7 +15580,7 @@
           <w:noProof/>
           <w:sz w:val="24"/>
           <w:szCs w:val="24"/>
-          <w:lang w:eastAsia="pt-BR"/>
+          <w:lang w:val="en-US"/>
         </w:rPr>
         <w:drawing>
           <wp:inline distT="0" distB="0" distL="0" distR="0" wp14:anchorId="43B91671" wp14:editId="6F16C131">
@@ -15655,6 +15738,7 @@
           <w:sz w:val="24"/>
           <w:szCs w:val="24"/>
         </w:rPr>
+        <w:lastRenderedPageBreak/>
         <w:t>CampoObrigatorio(string? valor): retorna falso se o valor for nulo, vazio ou composto apenas por espaços em branco.</w:t>
       </w:r>
     </w:p>
@@ -15846,7 +15930,7 @@
     </w:p>
     <w:tbl>
       <w:tblPr>
-        <w:tblStyle w:val="TabeladeGrelha4-Destaque5"/>
+        <w:tblStyle w:val="TabeladeGrade4-nfase5"/>
         <w:tblW w:w="9774" w:type="dxa"/>
         <w:tblLayout w:type="fixed"/>
         <w:tblLook w:val="0000" w:firstRow="0" w:lastRow="0" w:firstColumn="0" w:lastColumn="0" w:noHBand="0" w:noVBand="0"/>
@@ -16239,6 +16323,7 @@
                 <w:sz w:val="24"/>
                 <w:szCs w:val="24"/>
               </w:rPr>
+              <w:lastRenderedPageBreak/>
               <w:t>2</w:t>
             </w:r>
           </w:p>
@@ -17148,7 +17233,16 @@
                 <w:sz w:val="24"/>
                 <w:szCs w:val="24"/>
               </w:rPr>
-              <w:t>Seleccionar cooperativista, produto, época, data e quantidade válida; guardar</w:t>
+              <w:t xml:space="preserve">Seleccionar cooperativista, produto, época, data e quantidade </w:t>
+            </w:r>
+            <w:r>
+              <w:rPr>
+                <w:rFonts w:ascii="Times New Roman" w:hAnsi="Times New Roman" w:cs="Times New Roman"/>
+                <w:sz w:val="24"/>
+                <w:szCs w:val="24"/>
+              </w:rPr>
+              <w:lastRenderedPageBreak/>
+              <w:t>válida; guardar</w:t>
             </w:r>
           </w:p>
         </w:tc>
@@ -17174,6 +17268,7 @@
                 <w:sz w:val="24"/>
                 <w:szCs w:val="24"/>
               </w:rPr>
+              <w:lastRenderedPageBreak/>
               <w:t>Entrega persistida na BD; grelha actualizada</w:t>
             </w:r>
           </w:p>
@@ -17268,6 +17363,7 @@
                 <w:sz w:val="24"/>
                 <w:szCs w:val="24"/>
               </w:rPr>
+              <w:lastRenderedPageBreak/>
               <w:t>8</w:t>
             </w:r>
           </w:p>
@@ -18177,7 +18273,16 @@
                 <w:sz w:val="24"/>
                 <w:szCs w:val="24"/>
               </w:rPr>
-              <w:t>Clicar Encerrar Época com perfil Administrador</w:t>
+              <w:t xml:space="preserve">Clicar Encerrar Época com </w:t>
+            </w:r>
+            <w:r>
+              <w:rPr>
+                <w:rFonts w:ascii="Times New Roman" w:hAnsi="Times New Roman" w:cs="Times New Roman"/>
+                <w:sz w:val="24"/>
+                <w:szCs w:val="24"/>
+              </w:rPr>
+              <w:lastRenderedPageBreak/>
+              <w:t>perfil Administrador</w:t>
             </w:r>
           </w:p>
         </w:tc>
@@ -18203,6 +18308,7 @@
                 <w:sz w:val="24"/>
                 <w:szCs w:val="24"/>
               </w:rPr>
+              <w:lastRenderedPageBreak/>
               <w:t>Época marcada como encerrada na BD; campo Encerrada = 1</w:t>
             </w:r>
           </w:p>
@@ -18229,7 +18335,16 @@
                 <w:sz w:val="24"/>
                 <w:szCs w:val="24"/>
               </w:rPr>
-              <w:t>Estado actualizado; grelha de épocas reflecte a mudança</w:t>
+              <w:t xml:space="preserve">Estado actualizado; grelha de </w:t>
+            </w:r>
+            <w:r>
+              <w:rPr>
+                <w:rFonts w:ascii="Times New Roman" w:hAnsi="Times New Roman" w:cs="Times New Roman"/>
+                <w:sz w:val="24"/>
+                <w:szCs w:val="24"/>
+              </w:rPr>
+              <w:lastRenderedPageBreak/>
+              <w:t>épocas reflecte a mudança</w:t>
             </w:r>
           </w:p>
         </w:tc>
@@ -18255,6 +18370,7 @@
                 <w:sz w:val="24"/>
                 <w:szCs w:val="24"/>
               </w:rPr>
+              <w:lastRenderedPageBreak/>
               <w:t>✅</w:t>
             </w:r>
             <w:r>
@@ -18297,6 +18413,7 @@
                 <w:sz w:val="24"/>
                 <w:szCs w:val="24"/>
               </w:rPr>
+              <w:lastRenderedPageBreak/>
               <w:t>14</w:t>
             </w:r>
           </w:p>
@@ -19038,7 +19155,16 @@
           <w:sz w:val="24"/>
           <w:szCs w:val="24"/>
         </w:rPr>
-        <w:t xml:space="preserve">A lógica de distribuição de lucros revelou-se o aspecto mais complexo do domínio de negócio. A necessidade de verificar que a soma das quotas activas é exactamente 100% antes de distribuir e não apenas que cada quota individual está dentro dos limites obrigou a um design cuidadoso da QuotaInvalidaException, que precisou de suportar dois construtores distintos: um para quotas individuais inválidas (lançado no registo de cooperativistas) e outro para a soma total inválida (lançado no processo de distribuição). </w:t>
+        <w:t xml:space="preserve">A lógica de distribuição de lucros revelou-se o aspecto mais complexo do domínio de negócio. A necessidade de verificar que a soma das quotas activas é exactamente 100% antes de distribuir e não apenas que cada quota individual está dentro dos limites obrigou a um design cuidadoso da QuotaInvalidaException, que precisou de suportar dois construtores distintos: um para quotas </w:t>
+      </w:r>
+      <w:r>
+        <w:rPr>
+          <w:rFonts w:ascii="Times New Roman" w:hAnsi="Times New Roman" w:cs="Times New Roman"/>
+          <w:sz w:val="24"/>
+          <w:szCs w:val="24"/>
+        </w:rPr>
+        <w:lastRenderedPageBreak/>
+        <w:t xml:space="preserve">individuais inválidas (lançado no registo de cooperativistas) e outro para a soma total inválida (lançado no processo de distribuição). </w:t>
       </w:r>
     </w:p>
     <w:p>
@@ -19229,6 +19355,7 @@
           <w:sz w:val="24"/>
           <w:szCs w:val="24"/>
         </w:rPr>
+        <w:lastRenderedPageBreak/>
         <w:t>RECOMENDAÇÕES</w:t>
       </w:r>
       <w:bookmarkEnd w:id="44"/>
@@ -19398,6 +19525,7 @@
           <w:sz w:val="24"/>
           <w:szCs w:val="24"/>
         </w:rPr>
+        <w:lastRenderedPageBreak/>
         <w:t>CONCLUSÃO</w:t>
       </w:r>
       <w:bookmarkEnd w:id="45"/>
@@ -19491,6 +19619,7 @@
           <w:sz w:val="24"/>
           <w:szCs w:val="24"/>
         </w:rPr>
+        <w:lastRenderedPageBreak/>
         <w:t>REFERÊNCIAS BIBLIOGRÁFICAS</w:t>
       </w:r>
       <w:bookmarkEnd w:id="46"/>
@@ -19504,15 +19633,25 @@
           <w:rFonts w:ascii="Times New Roman" w:hAnsi="Times New Roman" w:cs="Times New Roman"/>
           <w:sz w:val="24"/>
           <w:szCs w:val="24"/>
-        </w:rPr>
-      </w:pPr>
-      <w:r>
-        <w:rPr>
-          <w:rFonts w:ascii="Times New Roman" w:hAnsi="Times New Roman" w:cs="Times New Roman"/>
-          <w:sz w:val="24"/>
-          <w:szCs w:val="24"/>
-        </w:rPr>
-        <w:t>ALBAHARI, J.; ALBAHARI, B. — C# 10 in a Nutshell: The Definitive Reference. 1.ª ed. Sebastopol: O'Reilly Media, 2022. ISBN 978-1-098-12195-2.</w:t>
+          <w:lang w:val="en-US"/>
+        </w:rPr>
+      </w:pPr>
+      <w:r>
+        <w:rPr>
+          <w:rFonts w:ascii="Times New Roman" w:hAnsi="Times New Roman" w:cs="Times New Roman"/>
+          <w:sz w:val="24"/>
+          <w:szCs w:val="24"/>
+        </w:rPr>
+        <w:t xml:space="preserve">ALBAHARI, J.; ALBAHARI, B. — C# 10 in a Nutshell: The Definitive Reference. </w:t>
+      </w:r>
+      <w:r>
+        <w:rPr>
+          <w:rFonts w:ascii="Times New Roman" w:hAnsi="Times New Roman" w:cs="Times New Roman"/>
+          <w:sz w:val="24"/>
+          <w:szCs w:val="24"/>
+          <w:lang w:val="en-US"/>
+        </w:rPr>
+        <w:t>1.ª ed. Sebastopol: O'Reilly Media, 2022. ISBN 978-1-098-12195-2.</w:t>
       </w:r>
     </w:p>
     <w:p>
@@ -19524,13 +19663,15 @@
           <w:rFonts w:ascii="Times New Roman" w:hAnsi="Times New Roman" w:cs="Times New Roman"/>
           <w:sz w:val="24"/>
           <w:szCs w:val="24"/>
-        </w:rPr>
-      </w:pPr>
-      <w:r>
-        <w:rPr>
-          <w:rFonts w:ascii="Times New Roman" w:hAnsi="Times New Roman" w:cs="Times New Roman"/>
-          <w:sz w:val="24"/>
-          <w:szCs w:val="24"/>
+          <w:lang w:val="en-US"/>
+        </w:rPr>
+      </w:pPr>
+      <w:r>
+        <w:rPr>
+          <w:rFonts w:ascii="Times New Roman" w:hAnsi="Times New Roman" w:cs="Times New Roman"/>
+          <w:sz w:val="24"/>
+          <w:szCs w:val="24"/>
+          <w:lang w:val="en-US"/>
         </w:rPr>
         <w:t>GAMMA, E.; HELM, R.; JOHNSON, R.; VLISSIDES, J. — Design Patterns: Elements of Reusable Object-Oriented Software. Reading: Addison-Wesley, 1994. ISBN 978-0-201-63361-0.</w:t>
       </w:r>
@@ -19544,13 +19685,15 @@
           <w:rFonts w:ascii="Times New Roman" w:hAnsi="Times New Roman" w:cs="Times New Roman"/>
           <w:sz w:val="24"/>
           <w:szCs w:val="24"/>
-        </w:rPr>
-      </w:pPr>
-      <w:r>
-        <w:rPr>
-          <w:rFonts w:ascii="Times New Roman" w:hAnsi="Times New Roman" w:cs="Times New Roman"/>
-          <w:sz w:val="24"/>
-          <w:szCs w:val="24"/>
+          <w:lang w:val="en-US"/>
+        </w:rPr>
+      </w:pPr>
+      <w:r>
+        <w:rPr>
+          <w:rFonts w:ascii="Times New Roman" w:hAnsi="Times New Roman" w:cs="Times New Roman"/>
+          <w:sz w:val="24"/>
+          <w:szCs w:val="24"/>
+          <w:lang w:val="en-US"/>
         </w:rPr>
         <w:t>LARMAN, C. — Applying UML and Patterns: An Introduction to Object-Oriented Analysis and Design and Iterative Development. 3.ª ed. Upper Saddle River: Prentice Hall, 2004. ISBN 978-0-131-48906-6.</w:t>
       </w:r>
@@ -19571,8 +19714,17 @@
           <w:rFonts w:ascii="Times New Roman" w:hAnsi="Times New Roman" w:cs="Times New Roman"/>
           <w:sz w:val="24"/>
           <w:szCs w:val="24"/>
-        </w:rPr>
-        <w:t>MICROSOFT CORPORATION — ADO.NET Documentation. [Em linha]. Disponível em: https://learn.microsoft.com/en-us/dotnet/framework/data/adonet/ [Acedido em junho de 2026].</w:t>
+          <w:lang w:val="en-US"/>
+        </w:rPr>
+        <w:t xml:space="preserve">MICROSOFT CORPORATION — ADO.NET Documentation. </w:t>
+      </w:r>
+      <w:r>
+        <w:rPr>
+          <w:rFonts w:ascii="Times New Roman" w:hAnsi="Times New Roman" w:cs="Times New Roman"/>
+          <w:sz w:val="24"/>
+          <w:szCs w:val="24"/>
+        </w:rPr>
+        <w:t>[Em linha]. Disponível em: https://learn.microsoft.com/en-us/dotnet/framework/data/adonet/ [Acedido em junho de 2026].</w:t>
       </w:r>
     </w:p>
     <w:p>
@@ -19591,8 +19743,17 @@
           <w:rFonts w:ascii="Times New Roman" w:hAnsi="Times New Roman" w:cs="Times New Roman"/>
           <w:sz w:val="24"/>
           <w:szCs w:val="24"/>
-        </w:rPr>
-        <w:t>MICROSOFT CORPORATION — Windows Forms for .NET Documentation. [Em linha]. Disponível em: https://learn.microsoft.com/en-us/dotnet/desktop/winforms/ [Acedido em junho de 2026].</w:t>
+          <w:lang w:val="en-US"/>
+        </w:rPr>
+        <w:t xml:space="preserve">MICROSOFT CORPORATION — Windows Forms for .NET Documentation. </w:t>
+      </w:r>
+      <w:r>
+        <w:rPr>
+          <w:rFonts w:ascii="Times New Roman" w:hAnsi="Times New Roman" w:cs="Times New Roman"/>
+          <w:sz w:val="24"/>
+          <w:szCs w:val="24"/>
+        </w:rPr>
+        <w:t>[Em linha]. Disponível em: https://learn.microsoft.com/en-us/dotnet/desktop/winforms/ [Acedido em junho de 2026].</w:t>
       </w:r>
     </w:p>
     <w:p>
@@ -19631,8 +19792,17 @@
           <w:rFonts w:ascii="Times New Roman" w:hAnsi="Times New Roman" w:cs="Times New Roman"/>
           <w:sz w:val="24"/>
           <w:szCs w:val="24"/>
-        </w:rPr>
-        <w:t>ORACLE CORPORATION — MySql.Data Connector/NET Developer Guide. [Em linha]. Disponível em: https://dev.mysql.com/doc/connector-net/en/ [Acedido em junho de 2026].</w:t>
+          <w:lang w:val="en-US"/>
+        </w:rPr>
+        <w:t xml:space="preserve">ORACLE CORPORATION — MySql.Data Connector/NET Developer Guide. </w:t>
+      </w:r>
+      <w:r>
+        <w:rPr>
+          <w:rFonts w:ascii="Times New Roman" w:hAnsi="Times New Roman" w:cs="Times New Roman"/>
+          <w:sz w:val="24"/>
+          <w:szCs w:val="24"/>
+        </w:rPr>
+        <w:t>[Em linha]. Disponível em: https://dev.mysql.com/doc/connector-net/en/ [Acedido em junho de 2026].</w:t>
       </w:r>
     </w:p>
     <w:p>
@@ -19651,8 +19821,17 @@
           <w:rFonts w:ascii="Times New Roman" w:hAnsi="Times New Roman" w:cs="Times New Roman"/>
           <w:sz w:val="24"/>
           <w:szCs w:val="24"/>
-        </w:rPr>
-        <w:t>RUMBAUGH, J.; JACOBSON, I.; BOOCH, G. — The Unified Modeling Language Reference Manual. 2.ª ed. Boston: Addison-Wesley, 2004. ISBN 978-0-321-24562-5.</w:t>
+          <w:lang w:val="en-US"/>
+        </w:rPr>
+        <w:t xml:space="preserve">RUMBAUGH, J.; JACOBSON, I.; BOOCH, G. — The Unified Modeling Language Reference Manual. </w:t>
+      </w:r>
+      <w:r>
+        <w:rPr>
+          <w:rFonts w:ascii="Times New Roman" w:hAnsi="Times New Roman" w:cs="Times New Roman"/>
+          <w:sz w:val="24"/>
+          <w:szCs w:val="24"/>
+        </w:rPr>
+        <w:t>2.ª ed. Boston: Addison-Wesley, 2004. ISBN 978-0-321-24562-5.</w:t>
       </w:r>
     </w:p>
     <w:p>
@@ -19715,6 +19894,7 @@
           <w:sz w:val="24"/>
           <w:szCs w:val="24"/>
         </w:rPr>
+        <w:lastRenderedPageBreak/>
         <w:t>ANEXOS</w:t>
       </w:r>
       <w:bookmarkEnd w:id="47"/>
@@ -19846,7 +20026,7 @@
 </file>
 
 <file path=word/endnotes.xml><?xml version="1.0" encoding="utf-8"?>
-<w:endnotes xmlns:wpc="http://schemas.microsoft.com/office/word/2010/wordprocessingCanvas" xmlns:mc="http://schemas.openxmlformats.org/markup-compatibility/2006" xmlns:o="urn:schemas-microsoft-com:office:office" xmlns:r="http://schemas.openxmlformats.org/officeDocument/2006/relationships" xmlns:m="http://schemas.openxmlformats.org/officeDocument/2006/math" xmlns:v="urn:schemas-microsoft-com:vml" xmlns:wp14="http://schemas.microsoft.com/office/word/2010/wordprocessingDrawing" xmlns:wp="http://schemas.openxmlformats.org/drawingml/2006/wordprocessingDrawing" xmlns:w10="urn:schemas-microsoft-com:office:word" xmlns:w="http://schemas.openxmlformats.org/wordprocessingml/2006/main" xmlns:w14="http://schemas.microsoft.com/office/word/2010/wordml" xmlns:w15="http://schemas.microsoft.com/office/word/2012/wordml" xmlns:wpg="http://schemas.microsoft.com/office/word/2010/wordprocessingGroup" xmlns:wpi="http://schemas.microsoft.com/office/word/2010/wordprocessingInk" xmlns:wne="http://schemas.microsoft.com/office/word/2006/wordml" xmlns:wps="http://schemas.microsoft.com/office/word/2010/wordprocessingShape" mc:Ignorable="w14 w15 wp14">
+<w:endnotes xmlns:wpc="http://schemas.microsoft.com/office/word/2010/wordprocessingCanvas" xmlns:cx="http://schemas.microsoft.com/office/drawing/2014/chartex" xmlns:mc="http://schemas.openxmlformats.org/markup-compatibility/2006" xmlns:o="urn:schemas-microsoft-com:office:office" xmlns:r="http://schemas.openxmlformats.org/officeDocument/2006/relationships" xmlns:m="http://schemas.openxmlformats.org/officeDocument/2006/math" xmlns:v="urn:schemas-microsoft-com:vml" xmlns:wp14="http://schemas.microsoft.com/office/word/2010/wordprocessingDrawing" xmlns:wp="http://schemas.openxmlformats.org/drawingml/2006/wordprocessingDrawing" xmlns:w10="urn:schemas-microsoft-com:office:word" xmlns:w="http://schemas.openxmlformats.org/wordprocessingml/2006/main" xmlns:w14="http://schemas.microsoft.com/office/word/2010/wordml" xmlns:w15="http://schemas.microsoft.com/office/word/2012/wordml" xmlns:w16se="http://schemas.microsoft.com/office/word/2015/wordml/symex" xmlns:wpg="http://schemas.microsoft.com/office/word/2010/wordprocessingGroup" xmlns:wpi="http://schemas.microsoft.com/office/word/2010/wordprocessingInk" xmlns:wne="http://schemas.microsoft.com/office/word/2006/wordml" xmlns:wps="http://schemas.microsoft.com/office/word/2010/wordprocessingShape" mc:Ignorable="w14 w15 w16se wp14">
   <w:endnote w:type="separator" w:id="-1">
     <w:p>
       <w:r>
@@ -19865,7 +20045,7 @@
 </file>
 
 <file path=word/footer1.xml><?xml version="1.0" encoding="utf-8"?>
-<w:ftr xmlns:wpc="http://schemas.microsoft.com/office/word/2010/wordprocessingCanvas" xmlns:mc="http://schemas.openxmlformats.org/markup-compatibility/2006" xmlns:o="urn:schemas-microsoft-com:office:office" xmlns:r="http://schemas.openxmlformats.org/officeDocument/2006/relationships" xmlns:m="http://schemas.openxmlformats.org/officeDocument/2006/math" xmlns:v="urn:schemas-microsoft-com:vml" xmlns:wp14="http://schemas.microsoft.com/office/word/2010/wordprocessingDrawing" xmlns:wp="http://schemas.openxmlformats.org/drawingml/2006/wordprocessingDrawing" xmlns:w10="urn:schemas-microsoft-com:office:word" xmlns:w="http://schemas.openxmlformats.org/wordprocessingml/2006/main" xmlns:w14="http://schemas.microsoft.com/office/word/2010/wordml" xmlns:w15="http://schemas.microsoft.com/office/word/2012/wordml" xmlns:wpg="http://schemas.microsoft.com/office/word/2010/wordprocessingGroup" xmlns:wpi="http://schemas.microsoft.com/office/word/2010/wordprocessingInk" xmlns:wne="http://schemas.microsoft.com/office/word/2006/wordml" xmlns:wps="http://schemas.microsoft.com/office/word/2010/wordprocessingShape" mc:Ignorable="w14 w15 wp14">
+<w:ftr xmlns:wpc="http://schemas.microsoft.com/office/word/2010/wordprocessingCanvas" xmlns:cx="http://schemas.microsoft.com/office/drawing/2014/chartex" xmlns:mc="http://schemas.openxmlformats.org/markup-compatibility/2006" xmlns:o="urn:schemas-microsoft-com:office:office" xmlns:r="http://schemas.openxmlformats.org/officeDocument/2006/relationships" xmlns:m="http://schemas.openxmlformats.org/officeDocument/2006/math" xmlns:v="urn:schemas-microsoft-com:vml" xmlns:wp14="http://schemas.microsoft.com/office/word/2010/wordprocessingDrawing" xmlns:wp="http://schemas.openxmlformats.org/drawingml/2006/wordprocessingDrawing" xmlns:w10="urn:schemas-microsoft-com:office:word" xmlns:w="http://schemas.openxmlformats.org/wordprocessingml/2006/main" xmlns:w14="http://schemas.microsoft.com/office/word/2010/wordml" xmlns:w15="http://schemas.microsoft.com/office/word/2012/wordml" xmlns:w16se="http://schemas.microsoft.com/office/word/2015/wordml/symex" xmlns:wpg="http://schemas.microsoft.com/office/word/2010/wordprocessingGroup" xmlns:wpi="http://schemas.microsoft.com/office/word/2010/wordprocessingInk" xmlns:wne="http://schemas.microsoft.com/office/word/2006/wordml" xmlns:wps="http://schemas.microsoft.com/office/word/2010/wordprocessingShape" mc:Ignorable="w14 w15 w16se wp14">
   <w:p>
     <w:pPr>
       <w:pStyle w:val="Rodap"/>
@@ -19876,7 +20056,7 @@
 </file>
 
 <file path=word/footer2.xml><?xml version="1.0" encoding="utf-8"?>
-<w:ftr xmlns:wpc="http://schemas.microsoft.com/office/word/2010/wordprocessingCanvas" xmlns:mc="http://schemas.openxmlformats.org/markup-compatibility/2006" xmlns:o="urn:schemas-microsoft-com:office:office" xmlns:r="http://schemas.openxmlformats.org/officeDocument/2006/relationships" xmlns:m="http://schemas.openxmlformats.org/officeDocument/2006/math" xmlns:v="urn:schemas-microsoft-com:vml" xmlns:wp14="http://schemas.microsoft.com/office/word/2010/wordprocessingDrawing" xmlns:wp="http://schemas.openxmlformats.org/drawingml/2006/wordprocessingDrawing" xmlns:w10="urn:schemas-microsoft-com:office:word" xmlns:w="http://schemas.openxmlformats.org/wordprocessingml/2006/main" xmlns:w14="http://schemas.microsoft.com/office/word/2010/wordml" xmlns:w15="http://schemas.microsoft.com/office/word/2012/wordml" xmlns:wpg="http://schemas.microsoft.com/office/word/2010/wordprocessingGroup" xmlns:wpi="http://schemas.microsoft.com/office/word/2010/wordprocessingInk" xmlns:wne="http://schemas.microsoft.com/office/word/2006/wordml" xmlns:wps="http://schemas.microsoft.com/office/word/2010/wordprocessingShape" mc:Ignorable="w14 w15 wp14">
+<w:ftr xmlns:wpc="http://schemas.microsoft.com/office/word/2010/wordprocessingCanvas" xmlns:cx="http://schemas.microsoft.com/office/drawing/2014/chartex" xmlns:mc="http://schemas.openxmlformats.org/markup-compatibility/2006" xmlns:o="urn:schemas-microsoft-com:office:office" xmlns:r="http://schemas.openxmlformats.org/officeDocument/2006/relationships" xmlns:m="http://schemas.openxmlformats.org/officeDocument/2006/math" xmlns:v="urn:schemas-microsoft-com:vml" xmlns:wp14="http://schemas.microsoft.com/office/word/2010/wordprocessingDrawing" xmlns:wp="http://schemas.openxmlformats.org/drawingml/2006/wordprocessingDrawing" xmlns:w10="urn:schemas-microsoft-com:office:word" xmlns:w="http://schemas.openxmlformats.org/wordprocessingml/2006/main" xmlns:w14="http://schemas.microsoft.com/office/word/2010/wordml" xmlns:w15="http://schemas.microsoft.com/office/word/2012/wordml" xmlns:w16se="http://schemas.microsoft.com/office/word/2015/wordml/symex" xmlns:wpg="http://schemas.microsoft.com/office/word/2010/wordprocessingGroup" xmlns:wpi="http://schemas.microsoft.com/office/word/2010/wordprocessingInk" xmlns:wne="http://schemas.microsoft.com/office/word/2006/wordml" xmlns:wps="http://schemas.microsoft.com/office/word/2010/wordprocessingShape" mc:Ignorable="w14 w15 w16se wp14">
   <w:sdt>
     <w:sdtPr>
       <w:id w:val="-1589463897"/>
@@ -19911,8 +20091,6 @@
         <w:r>
           <w:fldChar w:fldCharType="end"/>
         </w:r>
-        <w:proofErr w:type="gramStart"/>
-        <w:proofErr w:type="gramEnd"/>
       </w:p>
     </w:sdtContent>
   </w:sdt>
@@ -19926,7 +20104,7 @@
 </file>
 
 <file path=word/footer3.xml><?xml version="1.0" encoding="utf-8"?>
-<w:ftr xmlns:wpc="http://schemas.microsoft.com/office/word/2010/wordprocessingCanvas" xmlns:mc="http://schemas.openxmlformats.org/markup-compatibility/2006" xmlns:o="urn:schemas-microsoft-com:office:office" xmlns:r="http://schemas.openxmlformats.org/officeDocument/2006/relationships" xmlns:m="http://schemas.openxmlformats.org/officeDocument/2006/math" xmlns:v="urn:schemas-microsoft-com:vml" xmlns:wp14="http://schemas.microsoft.com/office/word/2010/wordprocessingDrawing" xmlns:wp="http://schemas.openxmlformats.org/drawingml/2006/wordprocessingDrawing" xmlns:w10="urn:schemas-microsoft-com:office:word" xmlns:w="http://schemas.openxmlformats.org/wordprocessingml/2006/main" xmlns:w14="http://schemas.microsoft.com/office/word/2010/wordml" xmlns:w15="http://schemas.microsoft.com/office/word/2012/wordml" xmlns:wpg="http://schemas.microsoft.com/office/word/2010/wordprocessingGroup" xmlns:wpi="http://schemas.microsoft.com/office/word/2010/wordprocessingInk" xmlns:wne="http://schemas.microsoft.com/office/word/2006/wordml" xmlns:wps="http://schemas.microsoft.com/office/word/2010/wordprocessingShape" mc:Ignorable="w14 w15 wp14">
+<w:ftr xmlns:wpc="http://schemas.microsoft.com/office/word/2010/wordprocessingCanvas" xmlns:cx="http://schemas.microsoft.com/office/drawing/2014/chartex" xmlns:mc="http://schemas.openxmlformats.org/markup-compatibility/2006" xmlns:o="urn:schemas-microsoft-com:office:office" xmlns:r="http://schemas.openxmlformats.org/officeDocument/2006/relationships" xmlns:m="http://schemas.openxmlformats.org/officeDocument/2006/math" xmlns:v="urn:schemas-microsoft-com:vml" xmlns:wp14="http://schemas.microsoft.com/office/word/2010/wordprocessingDrawing" xmlns:wp="http://schemas.openxmlformats.org/drawingml/2006/wordprocessingDrawing" xmlns:w10="urn:schemas-microsoft-com:office:word" xmlns:w="http://schemas.openxmlformats.org/wordprocessingml/2006/main" xmlns:w14="http://schemas.microsoft.com/office/word/2010/wordml" xmlns:w15="http://schemas.microsoft.com/office/word/2012/wordml" xmlns:w16se="http://schemas.microsoft.com/office/word/2015/wordml/symex" xmlns:wpg="http://schemas.microsoft.com/office/word/2010/wordprocessingGroup" xmlns:wpi="http://schemas.microsoft.com/office/word/2010/wordprocessingInk" xmlns:wne="http://schemas.microsoft.com/office/word/2006/wordml" xmlns:wps="http://schemas.microsoft.com/office/word/2010/wordprocessingShape" mc:Ignorable="w14 w15 w16se wp14">
   <w:sdt>
     <w:sdtPr>
       <w:id w:val="-634725900"/>
@@ -19956,7 +20134,7 @@
             <w:noProof/>
             <w:lang w:val="pt-PT"/>
           </w:rPr>
-          <w:t>16</w:t>
+          <w:t>12</w:t>
         </w:r>
         <w:r>
           <w:fldChar w:fldCharType="end"/>
@@ -19974,7 +20152,7 @@
 </file>
 
 <file path=word/footer4.xml><?xml version="1.0" encoding="utf-8"?>
-<w:ftr xmlns:wpc="http://schemas.microsoft.com/office/word/2010/wordprocessingCanvas" xmlns:mc="http://schemas.openxmlformats.org/markup-compatibility/2006" xmlns:o="urn:schemas-microsoft-com:office:office" xmlns:r="http://schemas.openxmlformats.org/officeDocument/2006/relationships" xmlns:m="http://schemas.openxmlformats.org/officeDocument/2006/math" xmlns:v="urn:schemas-microsoft-com:vml" xmlns:wp14="http://schemas.microsoft.com/office/word/2010/wordprocessingDrawing" xmlns:wp="http://schemas.openxmlformats.org/drawingml/2006/wordprocessingDrawing" xmlns:w10="urn:schemas-microsoft-com:office:word" xmlns:w="http://schemas.openxmlformats.org/wordprocessingml/2006/main" xmlns:w14="http://schemas.microsoft.com/office/word/2010/wordml" xmlns:w15="http://schemas.microsoft.com/office/word/2012/wordml" xmlns:wpg="http://schemas.microsoft.com/office/word/2010/wordprocessingGroup" xmlns:wpi="http://schemas.microsoft.com/office/word/2010/wordprocessingInk" xmlns:wne="http://schemas.microsoft.com/office/word/2006/wordml" xmlns:wps="http://schemas.microsoft.com/office/word/2010/wordprocessingShape" mc:Ignorable="w14 w15 wp14">
+<w:ftr xmlns:wpc="http://schemas.microsoft.com/office/word/2010/wordprocessingCanvas" xmlns:cx="http://schemas.microsoft.com/office/drawing/2014/chartex" xmlns:mc="http://schemas.openxmlformats.org/markup-compatibility/2006" xmlns:o="urn:schemas-microsoft-com:office:office" xmlns:r="http://schemas.openxmlformats.org/officeDocument/2006/relationships" xmlns:m="http://schemas.openxmlformats.org/officeDocument/2006/math" xmlns:v="urn:schemas-microsoft-com:vml" xmlns:wp14="http://schemas.microsoft.com/office/word/2010/wordprocessingDrawing" xmlns:wp="http://schemas.openxmlformats.org/drawingml/2006/wordprocessingDrawing" xmlns:w10="urn:schemas-microsoft-com:office:word" xmlns:w="http://schemas.openxmlformats.org/wordprocessingml/2006/main" xmlns:w14="http://schemas.microsoft.com/office/word/2010/wordml" xmlns:w15="http://schemas.microsoft.com/office/word/2012/wordml" xmlns:w16se="http://schemas.microsoft.com/office/word/2015/wordml/symex" xmlns:wpg="http://schemas.microsoft.com/office/word/2010/wordprocessingGroup" xmlns:wpi="http://schemas.microsoft.com/office/word/2010/wordprocessingInk" xmlns:wne="http://schemas.microsoft.com/office/word/2006/wordml" xmlns:wps="http://schemas.microsoft.com/office/word/2010/wordprocessingShape" mc:Ignorable="w14 w15 w16se wp14">
   <w:p>
     <w:pPr>
       <w:pStyle w:val="Rodap"/>
@@ -19985,7 +20163,7 @@
 </file>
 
 <file path=word/footnotes.xml><?xml version="1.0" encoding="utf-8"?>
-<w:footnotes xmlns:wpc="http://schemas.microsoft.com/office/word/2010/wordprocessingCanvas" xmlns:mc="http://schemas.openxmlformats.org/markup-compatibility/2006" xmlns:o="urn:schemas-microsoft-com:office:office" xmlns:r="http://schemas.openxmlformats.org/officeDocument/2006/relationships" xmlns:m="http://schemas.openxmlformats.org/officeDocument/2006/math" xmlns:v="urn:schemas-microsoft-com:vml" xmlns:wp14="http://schemas.microsoft.com/office/word/2010/wordprocessingDrawing" xmlns:wp="http://schemas.openxmlformats.org/drawingml/2006/wordprocessingDrawing" xmlns:w10="urn:schemas-microsoft-com:office:word" xmlns:w="http://schemas.openxmlformats.org/wordprocessingml/2006/main" xmlns:w14="http://schemas.microsoft.com/office/word/2010/wordml" xmlns:w15="http://schemas.microsoft.com/office/word/2012/wordml" xmlns:wpg="http://schemas.microsoft.com/office/word/2010/wordprocessingGroup" xmlns:wpi="http://schemas.microsoft.com/office/word/2010/wordprocessingInk" xmlns:wne="http://schemas.microsoft.com/office/word/2006/wordml" xmlns:wps="http://schemas.microsoft.com/office/word/2010/wordprocessingShape" mc:Ignorable="w14 w15 wp14">
+<w:footnotes xmlns:wpc="http://schemas.microsoft.com/office/word/2010/wordprocessingCanvas" xmlns:cx="http://schemas.microsoft.com/office/drawing/2014/chartex" xmlns:mc="http://schemas.openxmlformats.org/markup-compatibility/2006" xmlns:o="urn:schemas-microsoft-com:office:office" xmlns:r="http://schemas.openxmlformats.org/officeDocument/2006/relationships" xmlns:m="http://schemas.openxmlformats.org/officeDocument/2006/math" xmlns:v="urn:schemas-microsoft-com:vml" xmlns:wp14="http://schemas.microsoft.com/office/word/2010/wordprocessingDrawing" xmlns:wp="http://schemas.openxmlformats.org/drawingml/2006/wordprocessingDrawing" xmlns:w10="urn:schemas-microsoft-com:office:word" xmlns:w="http://schemas.openxmlformats.org/wordprocessingml/2006/main" xmlns:w14="http://schemas.microsoft.com/office/word/2010/wordml" xmlns:w15="http://schemas.microsoft.com/office/word/2012/wordml" xmlns:w16se="http://schemas.microsoft.com/office/word/2015/wordml/symex" xmlns:wpg="http://schemas.microsoft.com/office/word/2010/wordprocessingGroup" xmlns:wpi="http://schemas.microsoft.com/office/word/2010/wordprocessingInk" xmlns:wne="http://schemas.microsoft.com/office/word/2006/wordml" xmlns:wps="http://schemas.microsoft.com/office/word/2010/wordprocessingShape" mc:Ignorable="w14 w15 w16se wp14">
   <w:footnote w:type="separator" w:id="-1">
     <w:p>
       <w:r>
@@ -20004,7 +20182,7 @@
 </file>
 
 <file path=word/header1.xml><?xml version="1.0" encoding="utf-8"?>
-<w:hdr xmlns:wpc="http://schemas.microsoft.com/office/word/2010/wordprocessingCanvas" xmlns:mc="http://schemas.openxmlformats.org/markup-compatibility/2006" xmlns:o="urn:schemas-microsoft-com:office:office" xmlns:r="http://schemas.openxmlformats.org/officeDocument/2006/relationships" xmlns:m="http://schemas.openxmlformats.org/officeDocument/2006/math" xmlns:v="urn:schemas-microsoft-com:vml" xmlns:wp14="http://schemas.microsoft.com/office/word/2010/wordprocessingDrawing" xmlns:wp="http://schemas.openxmlformats.org/drawingml/2006/wordprocessingDrawing" xmlns:w10="urn:schemas-microsoft-com:office:word" xmlns:w="http://schemas.openxmlformats.org/wordprocessingml/2006/main" xmlns:w14="http://schemas.microsoft.com/office/word/2010/wordml" xmlns:w15="http://schemas.microsoft.com/office/word/2012/wordml" xmlns:wpg="http://schemas.microsoft.com/office/word/2010/wordprocessingGroup" xmlns:wpi="http://schemas.microsoft.com/office/word/2010/wordprocessingInk" xmlns:wne="http://schemas.microsoft.com/office/word/2006/wordml" xmlns:wps="http://schemas.microsoft.com/office/word/2010/wordprocessingShape" mc:Ignorable="w14 w15 wp14">
+<w:hdr xmlns:wpc="http://schemas.microsoft.com/office/word/2010/wordprocessingCanvas" xmlns:cx="http://schemas.microsoft.com/office/drawing/2014/chartex" xmlns:mc="http://schemas.openxmlformats.org/markup-compatibility/2006" xmlns:o="urn:schemas-microsoft-com:office:office" xmlns:r="http://schemas.openxmlformats.org/officeDocument/2006/relationships" xmlns:m="http://schemas.openxmlformats.org/officeDocument/2006/math" xmlns:v="urn:schemas-microsoft-com:vml" xmlns:wp14="http://schemas.microsoft.com/office/word/2010/wordprocessingDrawing" xmlns:wp="http://schemas.openxmlformats.org/drawingml/2006/wordprocessingDrawing" xmlns:w10="urn:schemas-microsoft-com:office:word" xmlns:w="http://schemas.openxmlformats.org/wordprocessingml/2006/main" xmlns:w14="http://schemas.microsoft.com/office/word/2010/wordml" xmlns:w15="http://schemas.microsoft.com/office/word/2012/wordml" xmlns:w16se="http://schemas.microsoft.com/office/word/2015/wordml/symex" xmlns:wpg="http://schemas.microsoft.com/office/word/2010/wordprocessingGroup" xmlns:wpi="http://schemas.microsoft.com/office/word/2010/wordprocessingInk" xmlns:wne="http://schemas.microsoft.com/office/word/2006/wordml" xmlns:wps="http://schemas.microsoft.com/office/word/2010/wordprocessingShape" mc:Ignorable="w14 w15 w16se wp14">
   <w:p>
     <w:pPr>
       <w:pStyle w:val="Cabealho"/>
@@ -20014,7 +20192,7 @@
 </file>
 
 <file path=word/header2.xml><?xml version="1.0" encoding="utf-8"?>
-<w:hdr xmlns:wpc="http://schemas.microsoft.com/office/word/2010/wordprocessingCanvas" xmlns:mc="http://schemas.openxmlformats.org/markup-compatibility/2006" xmlns:o="urn:schemas-microsoft-com:office:office" xmlns:r="http://schemas.openxmlformats.org/officeDocument/2006/relationships" xmlns:m="http://schemas.openxmlformats.org/officeDocument/2006/math" xmlns:v="urn:schemas-microsoft-com:vml" xmlns:wp14="http://schemas.microsoft.com/office/word/2010/wordprocessingDrawing" xmlns:wp="http://schemas.openxmlformats.org/drawingml/2006/wordprocessingDrawing" xmlns:w10="urn:schemas-microsoft-com:office:word" xmlns:w="http://schemas.openxmlformats.org/wordprocessingml/2006/main" xmlns:w14="http://schemas.microsoft.com/office/word/2010/wordml" xmlns:w15="http://schemas.microsoft.com/office/word/2012/wordml" xmlns:wpg="http://schemas.microsoft.com/office/word/2010/wordprocessingGroup" xmlns:wpi="http://schemas.microsoft.com/office/word/2010/wordprocessingInk" xmlns:wne="http://schemas.microsoft.com/office/word/2006/wordml" xmlns:wps="http://schemas.microsoft.com/office/word/2010/wordprocessingShape" mc:Ignorable="w14 w15 wp14">
+<w:hdr xmlns:wpc="http://schemas.microsoft.com/office/word/2010/wordprocessingCanvas" xmlns:cx="http://schemas.microsoft.com/office/drawing/2014/chartex" xmlns:mc="http://schemas.openxmlformats.org/markup-compatibility/2006" xmlns:o="urn:schemas-microsoft-com:office:office" xmlns:r="http://schemas.openxmlformats.org/officeDocument/2006/relationships" xmlns:m="http://schemas.openxmlformats.org/officeDocument/2006/math" xmlns:v="urn:schemas-microsoft-com:vml" xmlns:wp14="http://schemas.microsoft.com/office/word/2010/wordprocessingDrawing" xmlns:wp="http://schemas.openxmlformats.org/drawingml/2006/wordprocessingDrawing" xmlns:w10="urn:schemas-microsoft-com:office:word" xmlns:w="http://schemas.openxmlformats.org/wordprocessingml/2006/main" xmlns:w14="http://schemas.microsoft.com/office/word/2010/wordml" xmlns:w15="http://schemas.microsoft.com/office/word/2012/wordml" xmlns:w16se="http://schemas.microsoft.com/office/word/2015/wordml/symex" xmlns:wpg="http://schemas.microsoft.com/office/word/2010/wordprocessingGroup" xmlns:wpi="http://schemas.microsoft.com/office/word/2010/wordprocessingInk" xmlns:wne="http://schemas.microsoft.com/office/word/2006/wordml" xmlns:wps="http://schemas.microsoft.com/office/word/2010/wordprocessingShape" mc:Ignorable="w14 w15 w16se wp14">
   <w:p>
     <w:pPr>
       <w:pStyle w:val="Cabealho"/>
@@ -20024,7 +20202,7 @@
 </file>
 
 <file path=word/header3.xml><?xml version="1.0" encoding="utf-8"?>
-<w:hdr xmlns:wpc="http://schemas.microsoft.com/office/word/2010/wordprocessingCanvas" xmlns:mc="http://schemas.openxmlformats.org/markup-compatibility/2006" xmlns:o="urn:schemas-microsoft-com:office:office" xmlns:r="http://schemas.openxmlformats.org/officeDocument/2006/relationships" xmlns:m="http://schemas.openxmlformats.org/officeDocument/2006/math" xmlns:v="urn:schemas-microsoft-com:vml" xmlns:wp14="http://schemas.microsoft.com/office/word/2010/wordprocessingDrawing" xmlns:wp="http://schemas.openxmlformats.org/drawingml/2006/wordprocessingDrawing" xmlns:w10="urn:schemas-microsoft-com:office:word" xmlns:w="http://schemas.openxmlformats.org/wordprocessingml/2006/main" xmlns:w14="http://schemas.microsoft.com/office/word/2010/wordml" xmlns:w15="http://schemas.microsoft.com/office/word/2012/wordml" xmlns:wpg="http://schemas.microsoft.com/office/word/2010/wordprocessingGroup" xmlns:wpi="http://schemas.microsoft.com/office/word/2010/wordprocessingInk" xmlns:wne="http://schemas.microsoft.com/office/word/2006/wordml" xmlns:wps="http://schemas.microsoft.com/office/word/2010/wordprocessingShape" mc:Ignorable="w14 w15 wp14">
+<w:hdr xmlns:wpc="http://schemas.microsoft.com/office/word/2010/wordprocessingCanvas" xmlns:cx="http://schemas.microsoft.com/office/drawing/2014/chartex" xmlns:mc="http://schemas.openxmlformats.org/markup-compatibility/2006" xmlns:o="urn:schemas-microsoft-com:office:office" xmlns:r="http://schemas.openxmlformats.org/officeDocument/2006/relationships" xmlns:m="http://schemas.openxmlformats.org/officeDocument/2006/math" xmlns:v="urn:schemas-microsoft-com:vml" xmlns:wp14="http://schemas.microsoft.com/office/word/2010/wordprocessingDrawing" xmlns:wp="http://schemas.openxmlformats.org/drawingml/2006/wordprocessingDrawing" xmlns:w10="urn:schemas-microsoft-com:office:word" xmlns:w="http://schemas.openxmlformats.org/wordprocessingml/2006/main" xmlns:w14="http://schemas.microsoft.com/office/word/2010/wordml" xmlns:w15="http://schemas.microsoft.com/office/word/2012/wordml" xmlns:w16se="http://schemas.microsoft.com/office/word/2015/wordml/symex" xmlns:wpg="http://schemas.microsoft.com/office/word/2010/wordprocessingGroup" xmlns:wpi="http://schemas.microsoft.com/office/word/2010/wordprocessingInk" xmlns:wne="http://schemas.microsoft.com/office/word/2006/wordml" xmlns:wps="http://schemas.microsoft.com/office/word/2010/wordprocessingShape" mc:Ignorable="w14 w15 w16se wp14">
   <w:p>
     <w:pPr>
       <w:pStyle w:val="Cabealho"/>
@@ -20034,7 +20212,7 @@
 </file>
 
 <file path=word/numbering.xml><?xml version="1.0" encoding="utf-8"?>
-<w:numbering xmlns:wpc="http://schemas.microsoft.com/office/word/2010/wordprocessingCanvas" xmlns:mc="http://schemas.openxmlformats.org/markup-compatibility/2006" xmlns:o="urn:schemas-microsoft-com:office:office" xmlns:r="http://schemas.openxmlformats.org/officeDocument/2006/relationships" xmlns:m="http://schemas.openxmlformats.org/officeDocument/2006/math" xmlns:v="urn:schemas-microsoft-com:vml" xmlns:wp14="http://schemas.microsoft.com/office/word/2010/wordprocessingDrawing" xmlns:wp="http://schemas.openxmlformats.org/drawingml/2006/wordprocessingDrawing" xmlns:w10="urn:schemas-microsoft-com:office:word" xmlns:w="http://schemas.openxmlformats.org/wordprocessingml/2006/main" xmlns:w14="http://schemas.microsoft.com/office/word/2010/wordml" xmlns:w15="http://schemas.microsoft.com/office/word/2012/wordml" xmlns:wpg="http://schemas.microsoft.com/office/word/2010/wordprocessingGroup" xmlns:wpi="http://schemas.microsoft.com/office/word/2010/wordprocessingInk" xmlns:wne="http://schemas.microsoft.com/office/word/2006/wordml" xmlns:wps="http://schemas.microsoft.com/office/word/2010/wordprocessingShape" mc:Ignorable="w14 w15 wp14">
+<w:numbering xmlns:wpc="http://schemas.microsoft.com/office/word/2010/wordprocessingCanvas" xmlns:cx="http://schemas.microsoft.com/office/drawing/2014/chartex" xmlns:mc="http://schemas.openxmlformats.org/markup-compatibility/2006" xmlns:o="urn:schemas-microsoft-com:office:office" xmlns:r="http://schemas.openxmlformats.org/officeDocument/2006/relationships" xmlns:m="http://schemas.openxmlformats.org/officeDocument/2006/math" xmlns:v="urn:schemas-microsoft-com:vml" xmlns:wp14="http://schemas.microsoft.com/office/word/2010/wordprocessingDrawing" xmlns:wp="http://schemas.openxmlformats.org/drawingml/2006/wordprocessingDrawing" xmlns:w10="urn:schemas-microsoft-com:office:word" xmlns:w="http://schemas.openxmlformats.org/wordprocessingml/2006/main" xmlns:w14="http://schemas.microsoft.com/office/word/2010/wordml" xmlns:w15="http://schemas.microsoft.com/office/word/2012/wordml" xmlns:w16se="http://schemas.microsoft.com/office/word/2015/wordml/symex" xmlns:wpg="http://schemas.microsoft.com/office/word/2010/wordprocessingGroup" xmlns:wpi="http://schemas.microsoft.com/office/word/2010/wordprocessingInk" xmlns:wne="http://schemas.microsoft.com/office/word/2006/wordml" xmlns:wps="http://schemas.microsoft.com/office/word/2010/wordprocessingShape" mc:Ignorable="w14 w15 w16se wp14">
   <w:abstractNum w:abstractNumId="0" w15:restartNumberingAfterBreak="0">
     <w:nsid w:val="031F71E5"/>
     <w:multiLevelType w:val="hybridMultilevel"/>
@@ -21059,7 +21237,7 @@
 </file>
 
 <file path=word/styles.xml><?xml version="1.0" encoding="utf-8"?>
-<w:styles xmlns:mc="http://schemas.openxmlformats.org/markup-compatibility/2006" xmlns:r="http://schemas.openxmlformats.org/officeDocument/2006/relationships" xmlns:w="http://schemas.openxmlformats.org/wordprocessingml/2006/main" xmlns:w14="http://schemas.microsoft.com/office/word/2010/wordml" xmlns:w15="http://schemas.microsoft.com/office/word/2012/wordml" mc:Ignorable="w14 w15">
+<w:styles xmlns:mc="http://schemas.openxmlformats.org/markup-compatibility/2006" xmlns:r="http://schemas.openxmlformats.org/officeDocument/2006/relationships" xmlns:w="http://schemas.openxmlformats.org/wordprocessingml/2006/main" xmlns:w14="http://schemas.microsoft.com/office/word/2010/wordml" xmlns:w15="http://schemas.microsoft.com/office/word/2012/wordml" xmlns:w16se="http://schemas.microsoft.com/office/word/2015/wordml/symex" mc:Ignorable="w14 w15 w16se">
   <w:docDefaults>
     <w:rPrDefault>
       <w:rPr>
@@ -21453,7 +21631,7 @@
       <w:sz w:val="24"/>
     </w:rPr>
   </w:style>
-  <w:style w:type="paragraph" w:styleId="Cabealho1">
+  <w:style w:type="paragraph" w:styleId="Ttulo1">
     <w:name w:val="heading 1"/>
     <w:qFormat/>
     <w:pPr>
@@ -21468,7 +21646,7 @@
       <w:szCs w:val="32"/>
     </w:rPr>
   </w:style>
-  <w:style w:type="paragraph" w:styleId="Cabealho2">
+  <w:style w:type="paragraph" w:styleId="Ttulo2">
     <w:name w:val="heading 2"/>
     <w:qFormat/>
     <w:pPr>
@@ -21483,7 +21661,7 @@
       <w:szCs w:val="26"/>
     </w:rPr>
   </w:style>
-  <w:style w:type="paragraph" w:styleId="Cabealho3">
+  <w:style w:type="paragraph" w:styleId="Ttulo3">
     <w:name w:val="heading 3"/>
     <w:qFormat/>
     <w:pPr>
@@ -21498,7 +21676,7 @@
       <w:szCs w:val="23"/>
     </w:rPr>
   </w:style>
-  <w:style w:type="paragraph" w:styleId="Cabealho4">
+  <w:style w:type="paragraph" w:styleId="Ttulo4">
     <w:name w:val="heading 4"/>
     <w:qFormat/>
     <w:pPr>
@@ -21510,7 +21688,7 @@
       <w:color w:val="2E74B5"/>
     </w:rPr>
   </w:style>
-  <w:style w:type="paragraph" w:styleId="Cabealho5">
+  <w:style w:type="paragraph" w:styleId="Ttulo5">
     <w:name w:val="heading 5"/>
     <w:qFormat/>
     <w:pPr>
@@ -21520,7 +21698,7 @@
       <w:color w:val="2E74B5"/>
     </w:rPr>
   </w:style>
-  <w:style w:type="paragraph" w:styleId="Cabealho6">
+  <w:style w:type="paragraph" w:styleId="Ttulo6">
     <w:name w:val="heading 6"/>
     <w:qFormat/>
     <w:pPr>
@@ -21530,7 +21708,7 @@
       <w:color w:val="1F4D78"/>
     </w:rPr>
   </w:style>
-  <w:style w:type="character" w:default="1" w:styleId="Tipodeletrapredefinidodopargrafo">
+  <w:style w:type="character" w:default="1" w:styleId="Fontepargpadro">
     <w:name w:val="Default Paragraph Font"/>
     <w:uiPriority w:val="1"/>
     <w:semiHidden/>
@@ -21577,7 +21755,7 @@
     <w:name w:val="List Paragraph"/>
     <w:qFormat/>
   </w:style>
-  <w:style w:type="character" w:styleId="Hiperligao">
+  <w:style w:type="character" w:styleId="Hyperlink">
     <w:name w:val="Hyperlink"/>
     <w:uiPriority w:val="99"/>
     <w:unhideWhenUsed/>
@@ -21597,7 +21775,7 @@
   </w:style>
   <w:style w:type="paragraph" w:styleId="Textodenotaderodap">
     <w:name w:val="footnote text"/>
-    <w:link w:val="TextodenotaderodapCarter"/>
+    <w:link w:val="TextodenotaderodapChar"/>
     <w:uiPriority w:val="99"/>
     <w:semiHidden/>
     <w:unhideWhenUsed/>
@@ -21606,8 +21784,8 @@
       <w:szCs w:val="20"/>
     </w:rPr>
   </w:style>
-  <w:style w:type="character" w:customStyle="1" w:styleId="TextodenotaderodapCarter">
-    <w:name w:val="Texto de nota de rodapé Caráter"/>
+  <w:style w:type="character" w:customStyle="1" w:styleId="TextodenotaderodapChar">
+    <w:name w:val="Texto de nota de rodapé Char"/>
     <w:link w:val="Textodenotaderodap"/>
     <w:uiPriority w:val="99"/>
     <w:semiHidden/>
@@ -21628,7 +21806,7 @@
   </w:style>
   <w:style w:type="paragraph" w:styleId="Textodenotadefim">
     <w:name w:val="endnote text"/>
-    <w:link w:val="TextodenotadefimCarter"/>
+    <w:link w:val="TextodenotadefimChar"/>
     <w:uiPriority w:val="99"/>
     <w:semiHidden/>
     <w:unhideWhenUsed/>
@@ -21637,8 +21815,8 @@
       <w:szCs w:val="20"/>
     </w:rPr>
   </w:style>
-  <w:style w:type="character" w:customStyle="1" w:styleId="TextodenotadefimCarter">
-    <w:name w:val="Texto de nota de fim Caráter"/>
+  <w:style w:type="character" w:customStyle="1" w:styleId="TextodenotadefimChar">
+    <w:name w:val="Texto de nota de fim Char"/>
     <w:link w:val="Textodenotadefim"/>
     <w:uiPriority w:val="99"/>
     <w:semiHidden/>
@@ -21658,7 +21836,7 @@
       <w:lang w:eastAsia="en-US"/>
     </w:rPr>
   </w:style>
-  <w:style w:type="table" w:styleId="TabeladeGrelha4-Destaque1">
+  <w:style w:type="table" w:styleId="TabeladeGrade4-nfase1">
     <w:name w:val="Grid Table 4 Accent 1"/>
     <w:basedOn w:val="Tabelanormal"/>
     <w:uiPriority w:val="49"/>
@@ -21731,7 +21909,7 @@
       </w:tcPr>
     </w:tblStylePr>
   </w:style>
-  <w:style w:type="table" w:styleId="TabeladeGrelha4-Destaque5">
+  <w:style w:type="table" w:styleId="TabeladeGrade4-nfase5">
     <w:name w:val="Grid Table 4 Accent 5"/>
     <w:basedOn w:val="Tabelanormal"/>
     <w:uiPriority w:val="49"/>
@@ -21807,7 +21985,7 @@
   <w:style w:type="paragraph" w:styleId="Cabealho">
     <w:name w:val="header"/>
     <w:basedOn w:val="Normal"/>
-    <w:link w:val="CabealhoCarter"/>
+    <w:link w:val="CabealhoChar"/>
     <w:uiPriority w:val="99"/>
     <w:unhideWhenUsed/>
     <w:rsid w:val="00077BA5"/>
@@ -21818,9 +21996,9 @@
       </w:tabs>
     </w:pPr>
   </w:style>
-  <w:style w:type="character" w:customStyle="1" w:styleId="CabealhoCarter">
-    <w:name w:val="Cabeçalho Caráter"/>
-    <w:basedOn w:val="Tipodeletrapredefinidodopargrafo"/>
+  <w:style w:type="character" w:customStyle="1" w:styleId="CabealhoChar">
+    <w:name w:val="Cabeçalho Char"/>
+    <w:basedOn w:val="Fontepargpadro"/>
     <w:link w:val="Cabealho"/>
     <w:uiPriority w:val="99"/>
     <w:rsid w:val="00077BA5"/>
@@ -21828,7 +22006,7 @@
   <w:style w:type="paragraph" w:styleId="Rodap">
     <w:name w:val="footer"/>
     <w:basedOn w:val="Normal"/>
-    <w:link w:val="RodapCarter"/>
+    <w:link w:val="RodapChar"/>
     <w:uiPriority w:val="99"/>
     <w:unhideWhenUsed/>
     <w:rsid w:val="00077BA5"/>
@@ -21839,9 +22017,9 @@
       </w:tabs>
     </w:pPr>
   </w:style>
-  <w:style w:type="character" w:customStyle="1" w:styleId="RodapCarter">
-    <w:name w:val="Rodapé Caráter"/>
-    <w:basedOn w:val="Tipodeletrapredefinidodopargrafo"/>
+  <w:style w:type="character" w:customStyle="1" w:styleId="RodapChar">
+    <w:name w:val="Rodapé Char"/>
+    <w:basedOn w:val="Fontepargpadro"/>
     <w:link w:val="Rodap"/>
     <w:uiPriority w:val="99"/>
     <w:rsid w:val="00077BA5"/>
@@ -21850,7 +22028,7 @@
     <w:name w:val="Subtitle"/>
     <w:basedOn w:val="Normal"/>
     <w:next w:val="Normal"/>
-    <w:link w:val="SubttuloCarter"/>
+    <w:link w:val="SubttuloChar"/>
     <w:uiPriority w:val="11"/>
     <w:qFormat/>
     <w:rsid w:val="00430A9A"/>
@@ -21866,9 +22044,9 @@
       <w:spacing w:val="15"/>
     </w:rPr>
   </w:style>
-  <w:style w:type="character" w:customStyle="1" w:styleId="SubttuloCarter">
-    <w:name w:val="Subtítulo Caráter"/>
-    <w:basedOn w:val="Tipodeletrapredefinidodopargrafo"/>
+  <w:style w:type="character" w:customStyle="1" w:styleId="SubttuloChar">
+    <w:name w:val="Subtítulo Char"/>
+    <w:basedOn w:val="Fontepargpadro"/>
     <w:link w:val="Subttulo"/>
     <w:uiPriority w:val="11"/>
     <w:rsid w:val="00430A9A"/>
@@ -21878,9 +22056,9 @@
       <w:spacing w:val="15"/>
     </w:rPr>
   </w:style>
-  <w:style w:type="paragraph" w:styleId="Cabealhodondice">
+  <w:style w:type="paragraph" w:styleId="CabealhodoSumrio">
     <w:name w:val="TOC Heading"/>
-    <w:basedOn w:val="Cabealho1"/>
+    <w:basedOn w:val="Ttulo1"/>
     <w:next w:val="Normal"/>
     <w:uiPriority w:val="39"/>
     <w:unhideWhenUsed/>
@@ -21899,7 +22077,7 @@
       <w:color w:val="2E74B5" w:themeColor="accent1" w:themeShade="BF"/>
     </w:rPr>
   </w:style>
-  <w:style w:type="paragraph" w:styleId="ndice1">
+  <w:style w:type="paragraph" w:styleId="Sumrio1">
     <w:name w:val="toc 1"/>
     <w:basedOn w:val="Normal"/>
     <w:next w:val="Normal"/>
@@ -21911,7 +22089,7 @@
       <w:spacing w:after="100"/>
     </w:pPr>
   </w:style>
-  <w:style w:type="paragraph" w:styleId="ndice2">
+  <w:style w:type="paragraph" w:styleId="Sumrio2">
     <w:name w:val="toc 2"/>
     <w:basedOn w:val="Normal"/>
     <w:next w:val="Normal"/>
@@ -22193,7 +22371,7 @@
 </file>
 
 <file path=customXml/itemProps1.xml><?xml version="1.0" encoding="utf-8"?>
-<ds:datastoreItem xmlns:ds="http://schemas.openxmlformats.org/officeDocument/2006/customXml" ds:itemID="{19F444B6-D00D-4104-91D0-E479F8704D1E}">
+<ds:datastoreItem xmlns:ds="http://schemas.openxmlformats.org/officeDocument/2006/customXml" ds:itemID="{D5A65DA4-17D3-49BB-A681-008010E7E652}">
   <ds:schemaRefs>
     <ds:schemaRef ds:uri="http://schemas.openxmlformats.org/officeDocument/2006/bibliography"/>
   </ds:schemaRefs>
